--- a/Minimundo MER  e MLR.docx
+++ b/Minimundo MER  e MLR.docx
@@ -2,6 +2,699 @@
 <file path=word/document.xml><?xml version="1.0" encoding="utf-8"?>
 <w:document xmlns:o="urn:schemas-microsoft-com:office:office" xmlns:r="http://schemas.openxmlformats.org/officeDocument/2006/relationships" xmlns:v="urn:schemas-microsoft-com:vml" xmlns:w="http://schemas.openxmlformats.org/wordprocessingml/2006/main" xmlns:w10="urn:schemas-microsoft-com:office:word" xmlns:wp="http://schemas.openxmlformats.org/drawingml/2006/wordprocessingDrawing" xmlns:wps="http://schemas.microsoft.com/office/word/2010/wordprocessingShape" xmlns:wpg="http://schemas.microsoft.com/office/word/2010/wordprocessingGroup" xmlns:mc="http://schemas.openxmlformats.org/markup-compatibility/2006" xmlns:wp14="http://schemas.microsoft.com/office/word/2010/wordprocessingDrawing" xmlns:w14="http://schemas.microsoft.com/office/word/2010/wordml" xmlns:w15="http://schemas.microsoft.com/office/word/2012/wordml" mc:Ignorable="w14 wp14 w15">
   <w:body>
+    <w:p>
+      <w:pPr>
+        <w:pStyle w:val="Normal"/>
+        <w:rPr>
+          <w:b/>
+          <w:b/>
+          <w:bCs/>
+        </w:rPr>
+      </w:pPr>
+      <w:r>
+        <w:rPr/>
+      </w:r>
+    </w:p>
+    <w:p>
+      <w:pPr>
+        <w:pStyle w:val="Normal"/>
+        <w:rPr>
+          <w:b/>
+          <w:b/>
+          <w:bCs/>
+        </w:rPr>
+      </w:pPr>
+      <w:r>
+        <w:rPr/>
+      </w:r>
+    </w:p>
+    <w:p>
+      <w:pPr>
+        <w:pStyle w:val="Normal"/>
+        <w:rPr>
+          <w:b/>
+          <w:b/>
+          <w:bCs/>
+        </w:rPr>
+      </w:pPr>
+      <w:r>
+        <w:rPr/>
+      </w:r>
+    </w:p>
+    <w:p>
+      <w:pPr>
+        <w:pStyle w:val="Normal"/>
+        <w:rPr>
+          <w:b/>
+          <w:b/>
+          <w:bCs/>
+        </w:rPr>
+      </w:pPr>
+      <w:r>
+        <w:rPr/>
+      </w:r>
+    </w:p>
+    <w:p>
+      <w:pPr>
+        <w:pStyle w:val="Normal"/>
+        <w:rPr>
+          <w:b/>
+          <w:b/>
+          <w:bCs/>
+        </w:rPr>
+      </w:pPr>
+      <w:r>
+        <w:rPr/>
+      </w:r>
+    </w:p>
+    <w:p>
+      <w:pPr>
+        <w:pStyle w:val="Normal"/>
+        <w:rPr>
+          <w:b/>
+          <w:b/>
+          <w:bCs/>
+        </w:rPr>
+      </w:pPr>
+      <w:r>
+        <w:rPr/>
+      </w:r>
+    </w:p>
+    <w:p>
+      <w:pPr>
+        <w:pStyle w:val="Normal"/>
+        <w:rPr>
+          <w:b/>
+          <w:b/>
+          <w:bCs/>
+        </w:rPr>
+      </w:pPr>
+      <w:r>
+        <w:rPr/>
+      </w:r>
+    </w:p>
+    <w:p>
+      <w:pPr>
+        <w:pStyle w:val="Normal"/>
+        <w:rPr>
+          <w:b/>
+          <w:b/>
+          <w:bCs/>
+        </w:rPr>
+      </w:pPr>
+      <w:r>
+        <w:rPr/>
+      </w:r>
+    </w:p>
+    <w:p>
+      <w:pPr>
+        <w:pStyle w:val="Normal"/>
+        <w:rPr>
+          <w:b/>
+          <w:b/>
+          <w:bCs/>
+        </w:rPr>
+      </w:pPr>
+      <w:r>
+        <w:rPr/>
+      </w:r>
+    </w:p>
+    <w:p>
+      <w:pPr>
+        <w:pStyle w:val="Normal"/>
+        <w:rPr>
+          <w:b/>
+          <w:b/>
+          <w:bCs/>
+        </w:rPr>
+      </w:pPr>
+      <w:r>
+        <w:rPr/>
+      </w:r>
+    </w:p>
+    <w:p>
+      <w:pPr>
+        <w:pStyle w:val="Normal"/>
+        <w:rPr>
+          <w:b/>
+          <w:b/>
+          <w:bCs/>
+        </w:rPr>
+      </w:pPr>
+      <w:r>
+        <w:rPr/>
+      </w:r>
+    </w:p>
+    <w:p>
+      <w:pPr>
+        <w:pStyle w:val="Normal"/>
+        <w:rPr>
+          <w:b/>
+          <w:b/>
+          <w:bCs/>
+        </w:rPr>
+      </w:pPr>
+      <w:r>
+        <w:rPr/>
+      </w:r>
+    </w:p>
+    <w:p>
+      <w:pPr>
+        <w:pStyle w:val="Normal"/>
+        <w:rPr>
+          <w:b/>
+          <w:b/>
+          <w:bCs/>
+        </w:rPr>
+      </w:pPr>
+      <w:r>
+        <w:rPr/>
+      </w:r>
+    </w:p>
+    <w:p>
+      <w:pPr>
+        <w:pStyle w:val="Normal"/>
+        <w:rPr>
+          <w:b/>
+          <w:b/>
+          <w:bCs/>
+        </w:rPr>
+      </w:pPr>
+      <w:r>
+        <w:rPr/>
+      </w:r>
+    </w:p>
+    <w:p>
+      <w:pPr>
+        <w:pStyle w:val="Normal"/>
+        <w:rPr>
+          <w:b/>
+          <w:b/>
+          <w:bCs/>
+        </w:rPr>
+      </w:pPr>
+      <w:r>
+        <w:rPr/>
+      </w:r>
+    </w:p>
+    <w:p>
+      <w:pPr>
+        <w:pStyle w:val="Normal"/>
+        <w:rPr>
+          <w:b/>
+          <w:b/>
+          <w:bCs/>
+        </w:rPr>
+      </w:pPr>
+      <w:r>
+        <w:rPr/>
+      </w:r>
+    </w:p>
+    <w:p>
+      <w:pPr>
+        <w:pStyle w:val="Normal"/>
+        <w:rPr>
+          <w:b/>
+          <w:b/>
+          <w:bCs/>
+        </w:rPr>
+      </w:pPr>
+      <w:r>
+        <w:rPr/>
+      </w:r>
+    </w:p>
+    <w:p>
+      <w:pPr>
+        <w:pStyle w:val="Normal"/>
+        <w:rPr>
+          <w:b/>
+          <w:b/>
+          <w:bCs/>
+        </w:rPr>
+      </w:pPr>
+      <w:r>
+        <w:rPr/>
+      </w:r>
+    </w:p>
+    <w:p>
+      <w:pPr>
+        <w:pStyle w:val="Normal"/>
+        <w:rPr>
+          <w:b/>
+          <w:b/>
+          <w:bCs/>
+        </w:rPr>
+      </w:pPr>
+      <w:r>
+        <w:rPr/>
+      </w:r>
+    </w:p>
+    <w:p>
+      <w:pPr>
+        <w:pStyle w:val="Normal"/>
+        <w:rPr>
+          <w:b/>
+          <w:b/>
+          <w:bCs/>
+        </w:rPr>
+      </w:pPr>
+      <w:r>
+        <w:rPr/>
+      </w:r>
+    </w:p>
+    <w:p>
+      <w:pPr>
+        <w:pStyle w:val="Normal"/>
+        <w:rPr>
+          <w:b/>
+          <w:b/>
+          <w:bCs/>
+        </w:rPr>
+      </w:pPr>
+      <w:r>
+        <w:rPr/>
+      </w:r>
+    </w:p>
+    <w:p>
+      <w:pPr>
+        <w:pStyle w:val="Normal"/>
+        <w:rPr>
+          <w:b/>
+          <w:b/>
+          <w:bCs/>
+        </w:rPr>
+      </w:pPr>
+      <w:r>
+        <w:rPr/>
+      </w:r>
+    </w:p>
+    <w:p>
+      <w:pPr>
+        <w:pStyle w:val="Normal"/>
+        <w:rPr>
+          <w:b/>
+          <w:b/>
+          <w:bCs/>
+        </w:rPr>
+      </w:pPr>
+      <w:r>
+        <w:rPr/>
+      </w:r>
+    </w:p>
+    <w:p>
+      <w:pPr>
+        <w:pStyle w:val="Normal"/>
+        <w:jc w:val="center"/>
+        <w:rPr/>
+      </w:pPr>
+      <w:r>
+        <w:rPr>
+          <w:rFonts w:ascii="CIDFont+F1" w:hAnsi="CIDFont+F1"/>
+          <w:sz w:val="24"/>
+        </w:rPr>
+        <w:t>Projeto de Ciência de Dados II: Banco de dados</w:t>
+      </w:r>
+    </w:p>
+    <w:p>
+      <w:pPr>
+        <w:pStyle w:val="Normal"/>
+        <w:jc w:val="center"/>
+        <w:rPr>
+          <w:b w:val="false"/>
+          <w:b w:val="false"/>
+          <w:bCs w:val="false"/>
+        </w:rPr>
+      </w:pPr>
+      <w:r>
+        <w:rPr>
+          <w:rFonts w:ascii="CIDFont+F1" w:hAnsi="CIDFont+F1"/>
+          <w:b w:val="false"/>
+          <w:bCs w:val="false"/>
+          <w:sz w:val="24"/>
+        </w:rPr>
+        <w:t>Projeto de Banco de dados da Clinica Fábio Pense</w:t>
+      </w:r>
+    </w:p>
+    <w:p>
+      <w:pPr>
+        <w:pStyle w:val="Normal"/>
+        <w:rPr>
+          <w:b/>
+          <w:b/>
+          <w:bCs/>
+        </w:rPr>
+      </w:pPr>
+      <w:r>
+        <w:rPr/>
+      </w:r>
+    </w:p>
+    <w:p>
+      <w:pPr>
+        <w:pStyle w:val="Normal"/>
+        <w:rPr>
+          <w:b/>
+          <w:b/>
+          <w:bCs/>
+        </w:rPr>
+      </w:pPr>
+      <w:r>
+        <w:rPr/>
+      </w:r>
+    </w:p>
+    <w:p>
+      <w:pPr>
+        <w:pStyle w:val="Normal"/>
+        <w:rPr>
+          <w:b/>
+          <w:b/>
+          <w:bCs/>
+        </w:rPr>
+      </w:pPr>
+      <w:r>
+        <w:rPr/>
+      </w:r>
+    </w:p>
+    <w:p>
+      <w:pPr>
+        <w:pStyle w:val="Normal"/>
+        <w:rPr>
+          <w:b/>
+          <w:b/>
+          <w:bCs/>
+        </w:rPr>
+      </w:pPr>
+      <w:r>
+        <w:rPr/>
+      </w:r>
+    </w:p>
+    <w:p>
+      <w:pPr>
+        <w:pStyle w:val="Normal"/>
+        <w:rPr>
+          <w:b/>
+          <w:b/>
+          <w:bCs/>
+        </w:rPr>
+      </w:pPr>
+      <w:r>
+        <w:rPr/>
+      </w:r>
+    </w:p>
+    <w:p>
+      <w:pPr>
+        <w:pStyle w:val="Normal"/>
+        <w:rPr>
+          <w:b/>
+          <w:b/>
+          <w:bCs/>
+        </w:rPr>
+      </w:pPr>
+      <w:r>
+        <w:rPr/>
+      </w:r>
+    </w:p>
+    <w:p>
+      <w:pPr>
+        <w:pStyle w:val="Normal"/>
+        <w:rPr>
+          <w:b/>
+          <w:b/>
+          <w:bCs/>
+        </w:rPr>
+      </w:pPr>
+      <w:r>
+        <w:rPr/>
+      </w:r>
+    </w:p>
+    <w:p>
+      <w:pPr>
+        <w:pStyle w:val="Normal"/>
+        <w:rPr>
+          <w:b/>
+          <w:b/>
+          <w:bCs/>
+        </w:rPr>
+      </w:pPr>
+      <w:r>
+        <w:rPr/>
+      </w:r>
+    </w:p>
+    <w:p>
+      <w:pPr>
+        <w:pStyle w:val="Normal"/>
+        <w:rPr>
+          <w:b/>
+          <w:b/>
+          <w:bCs/>
+        </w:rPr>
+      </w:pPr>
+      <w:r>
+        <w:rPr/>
+      </w:r>
+    </w:p>
+    <w:p>
+      <w:pPr>
+        <w:pStyle w:val="Normal"/>
+        <w:rPr>
+          <w:b/>
+          <w:b/>
+          <w:bCs/>
+        </w:rPr>
+      </w:pPr>
+      <w:r>
+        <w:rPr/>
+      </w:r>
+    </w:p>
+    <w:p>
+      <w:pPr>
+        <w:pStyle w:val="Normal"/>
+        <w:rPr>
+          <w:b/>
+          <w:b/>
+          <w:bCs/>
+        </w:rPr>
+      </w:pPr>
+      <w:r>
+        <w:rPr/>
+      </w:r>
+    </w:p>
+    <w:p>
+      <w:pPr>
+        <w:pStyle w:val="Normal"/>
+        <w:rPr>
+          <w:b/>
+          <w:b/>
+          <w:bCs/>
+        </w:rPr>
+      </w:pPr>
+      <w:r>
+        <w:rPr/>
+      </w:r>
+    </w:p>
+    <w:p>
+      <w:pPr>
+        <w:pStyle w:val="Normal"/>
+        <w:rPr>
+          <w:b/>
+          <w:b/>
+          <w:bCs/>
+        </w:rPr>
+      </w:pPr>
+      <w:r>
+        <w:rPr/>
+      </w:r>
+    </w:p>
+    <w:p>
+      <w:pPr>
+        <w:pStyle w:val="Normal"/>
+        <w:rPr>
+          <w:b/>
+          <w:b/>
+          <w:bCs/>
+        </w:rPr>
+      </w:pPr>
+      <w:r>
+        <w:rPr/>
+      </w:r>
+    </w:p>
+    <w:p>
+      <w:pPr>
+        <w:pStyle w:val="Normal"/>
+        <w:rPr>
+          <w:b/>
+          <w:b/>
+          <w:bCs/>
+        </w:rPr>
+      </w:pPr>
+      <w:r>
+        <w:rPr/>
+      </w:r>
+    </w:p>
+    <w:p>
+      <w:pPr>
+        <w:pStyle w:val="Normal"/>
+        <w:rPr>
+          <w:b/>
+          <w:b/>
+          <w:bCs/>
+        </w:rPr>
+      </w:pPr>
+      <w:r>
+        <w:rPr/>
+      </w:r>
+    </w:p>
+    <w:p>
+      <w:pPr>
+        <w:pStyle w:val="Normal"/>
+        <w:rPr>
+          <w:b/>
+          <w:b/>
+          <w:bCs/>
+        </w:rPr>
+      </w:pPr>
+      <w:r>
+        <w:rPr/>
+      </w:r>
+    </w:p>
+    <w:p>
+      <w:pPr>
+        <w:pStyle w:val="Normal"/>
+        <w:rPr>
+          <w:b/>
+          <w:b/>
+          <w:bCs/>
+        </w:rPr>
+      </w:pPr>
+      <w:r>
+        <w:rPr/>
+      </w:r>
+    </w:p>
+    <w:p>
+      <w:pPr>
+        <w:pStyle w:val="Normal"/>
+        <w:rPr>
+          <w:b/>
+          <w:b/>
+          <w:bCs/>
+        </w:rPr>
+      </w:pPr>
+      <w:r>
+        <w:rPr/>
+      </w:r>
+    </w:p>
+    <w:p>
+      <w:pPr>
+        <w:pStyle w:val="Normal"/>
+        <w:jc w:val="left"/>
+        <w:rPr/>
+      </w:pPr>
+      <w:r>
+        <w:rPr>
+          <w:rFonts w:ascii="CIDFont+F1" w:hAnsi="CIDFont+F1"/>
+          <w:sz w:val="24"/>
+        </w:rPr>
+        <w:t>Integrantes:</w:t>
+      </w:r>
+    </w:p>
+    <w:p>
+      <w:pPr>
+        <w:pStyle w:val="Normal"/>
+        <w:jc w:val="left"/>
+        <w:rPr/>
+      </w:pPr>
+      <w:r>
+        <w:rPr>
+          <w:rFonts w:ascii="CIDFont+F1" w:hAnsi="CIDFont+F1"/>
+          <w:sz w:val="24"/>
+        </w:rPr>
+        <w:t>lan Vinicius Marinho Malta</w:t>
+      </w:r>
+    </w:p>
+    <w:p>
+      <w:pPr>
+        <w:pStyle w:val="Normal"/>
+        <w:jc w:val="left"/>
+        <w:rPr/>
+      </w:pPr>
+      <w:r>
+        <w:rPr>
+          <w:rFonts w:ascii="CIDFont+F1" w:hAnsi="CIDFont+F1"/>
+          <w:sz w:val="24"/>
+        </w:rPr>
+        <w:t>Nicolas Rodrigues Duarte</w:t>
+      </w:r>
+    </w:p>
+    <w:p>
+      <w:pPr>
+        <w:pStyle w:val="Normal"/>
+        <w:jc w:val="left"/>
+        <w:rPr/>
+      </w:pPr>
+      <w:r>
+        <w:rPr>
+          <w:rFonts w:ascii="CIDFont+F1" w:hAnsi="CIDFont+F1"/>
+          <w:sz w:val="24"/>
+        </w:rPr>
+        <w:t>Álvaro Oliveira Soares de Souza</w:t>
+      </w:r>
+    </w:p>
+    <w:p>
+      <w:pPr>
+        <w:pStyle w:val="Normal"/>
+        <w:jc w:val="left"/>
+        <w:rPr/>
+      </w:pPr>
+      <w:r>
+        <w:rPr>
+          <w:rFonts w:ascii="CIDFont+F1" w:hAnsi="CIDFont+F1"/>
+          <w:sz w:val="24"/>
+        </w:rPr>
+        <w:t>Diego Rodrigo Marinho Silva</w:t>
+      </w:r>
+    </w:p>
+    <w:p>
+      <w:pPr>
+        <w:pStyle w:val="Normal"/>
+        <w:jc w:val="left"/>
+        <w:rPr/>
+      </w:pPr>
+      <w:r>
+        <w:rPr>
+          <w:rFonts w:ascii="CIDFont+F1" w:hAnsi="CIDFont+F1"/>
+          <w:sz w:val="24"/>
+        </w:rPr>
+        <w:t>Thiago Couto Ferreira</w:t>
+      </w:r>
+    </w:p>
+    <w:p>
+      <w:pPr>
+        <w:pStyle w:val="Normal"/>
+        <w:jc w:val="left"/>
+        <w:rPr/>
+      </w:pPr>
+      <w:r>
+        <w:rPr>
+          <w:rFonts w:ascii="CIDFont+F1" w:hAnsi="CIDFont+F1"/>
+          <w:sz w:val="24"/>
+        </w:rPr>
+        <w:t>Thales Ribeiro Melo</w:t>
+      </w:r>
+    </w:p>
+    <w:p>
+      <w:pPr>
+        <w:pStyle w:val="Normal"/>
+        <w:rPr/>
+      </w:pPr>
+      <w:r>
+        <w:rPr>
+          <w:rFonts w:ascii="CIDFont+F1" w:hAnsi="CIDFont+F1"/>
+          <w:b w:val="false"/>
+          <w:bCs w:val="false"/>
+          <w:sz w:val="24"/>
+        </w:rPr>
+        <w:t>João Gabriel de Melo Neves</w:t>
+      </w:r>
+    </w:p>
     <w:p>
       <w:pPr>
         <w:pStyle w:val="Normal"/>
@@ -539,17 +1232,28 @@
       </w:r>
       <w:r>
         <w:rPr/>
-        <w:t xml:space="preserve"> Clientes podem adquirir </w:t>
+        <w:t xml:space="preserve"> Clientes pode</w:t>
+      </w:r>
+      <w:r>
+        <w:rPr>
+          <w:b w:val="false"/>
+          <w:bCs w:val="false"/>
+        </w:rPr>
+        <w:t xml:space="preserve">m adquirir </w:t>
       </w:r>
       <w:r>
         <w:rPr>
           <w:rStyle w:val="DefaultParagraphFont"/>
-          <w:b/>
+          <w:b w:val="false"/>
+          <w:bCs w:val="false"/>
         </w:rPr>
         <w:t>pacotes de sessões</w:t>
       </w:r>
       <w:r>
-        <w:rPr/>
+        <w:rPr>
+          <w:b w:val="false"/>
+          <w:bCs w:val="false"/>
+        </w:rPr>
         <w:t>, que oferecem descontos. O sistema deve gerenciar e rastrear o uso desses pacotes, permitindo o pagamento antecipado de múltiplas sessões.</w:t>
       </w:r>
     </w:p>
@@ -686,7 +1390,7 @@
       <w:tblPr>
         <w:tblW w:w="9638" w:type="dxa"/>
         <w:jc w:val="left"/>
-        <w:tblInd w:w="-5" w:type="dxa"/>
+        <w:tblInd w:w="55" w:type="dxa"/>
         <w:tblLayout w:type="fixed"/>
         <w:tblCellMar>
           <w:top w:w="55" w:type="dxa"/>
@@ -1337,10 +2041,7 @@
               </w:rPr>
             </w:pPr>
             <w:r>
-              <w:rPr>
-                <w:b/>
-                <w:bCs/>
-              </w:rPr>
+              <w:rPr/>
             </w:r>
           </w:p>
           <w:p>
@@ -1608,6 +2309,7 @@
       </w:pPr>
       <w:r>
         <w:rPr/>
+        <w:t>Foram identificadas seis entidades principais — Cliente, Agendamento, Procedimento, Profissional, Pagamento e Curso —, com uma média de cinco atributos por entidade. Além disso, foram definidos cinco relacionamentos entre elas, representando as interações funcionais da clínica: um cliente pode realizar diversos agendamentos (1:N), cada agendamento está vinculado a apenas um procedimento (N:1), cada procedimento pode ser executado por diferentes profissionais (1:N), e cada agendamento gera um pagamento associado (1:1). O relacionamento entre Curso e Cliente também foi estabelecido como (N:N), visto que um cliente pode participar de diversos cursos e cada curso  pode ter vários alunos inscritos.</w:t>
       </w:r>
     </w:p>
     <w:p>
@@ -1618,6 +2320,7 @@
       </w:pPr>
       <w:r>
         <w:rPr/>
+        <w:t>A modelagem assegura integridade e consistência nas transações da clínica, garantindo rastreabilidade de atendimentos, controle financeiro e registro histórico de pacientes.</w:t>
       </w:r>
     </w:p>
     <w:p>
@@ -1632,60 +2335,11 @@
     </w:p>
     <w:p>
       <w:pPr>
-        <w:pStyle w:val="LONormal"/>
-        <w:jc w:val="both"/>
-        <w:rPr/>
-      </w:pPr>
-      <w:r>
-        <w:rPr/>
-      </w:r>
-    </w:p>
-    <w:p>
-      <w:pPr>
-        <w:pStyle w:val="LONormal"/>
-        <w:jc w:val="both"/>
-        <w:rPr/>
-      </w:pPr>
-      <w:r>
-        <w:rPr/>
-      </w:r>
-    </w:p>
-    <w:p>
-      <w:pPr>
-        <w:pStyle w:val="LONormal"/>
-        <w:jc w:val="both"/>
-        <w:rPr/>
-      </w:pPr>
-      <w:r>
-        <w:rPr/>
-        <w:t>Foram identificadas seis entidades principais — Cliente, Agendamento, Procedimento, Profissional, Pagamento e Curso —, com uma média de cinco atributos por entidade. Além disso, foram definidos cinco relacionamentos entre elas, representando as interações funcionais da clínica: um cliente pode realizar diversos agendamentos (1:N), cada agendamento está vinculado a apenas um procedimento (N:1), cada procedimento pode ser executado por diferentes profissionais (1:N), e cada agendamento gera um pagamento associado (1:1). O relacionamento entre Curso e Cliente também foi estabelecido como (N:N), visto que um cliente pode participar de diversos cursos e cada curso  pode ter vários alunos inscritos.</w:t>
-      </w:r>
-    </w:p>
-    <w:p>
-      <w:pPr>
-        <w:pStyle w:val="LONormal"/>
-        <w:jc w:val="both"/>
-        <w:rPr/>
-      </w:pPr>
-      <w:r>
-        <w:rPr/>
-        <w:t>A modelagem assegura integridade e consistência nas transações da clínica, garantindo rastreabilidade de atendimentos, controle financeiro e registro histórico de pacientes.</w:t>
-      </w:r>
-    </w:p>
-    <w:p>
-      <w:pPr>
-        <w:pStyle w:val="LONormal"/>
-        <w:jc w:val="both"/>
-        <w:rPr/>
-      </w:pPr>
-      <w:r>
-        <w:rPr/>
-      </w:r>
-    </w:p>
-    <w:p>
-      <w:pPr>
-        <w:pStyle w:val="Normal"/>
-        <w:rPr/>
+        <w:pStyle w:val="Normal"/>
+        <w:rPr>
+          <w:sz w:val="22"/>
+          <w:szCs w:val="22"/>
+        </w:rPr>
       </w:pPr>
       <w:r>
         <w:drawing>
@@ -1735,8 +2389,32 @@
         </w:drawing>
       </w:r>
       <w:r>
-        <w:rPr/>
-        <w:t>Figura 1</w:t>
+        <w:rPr>
+          <w:sz w:val="22"/>
+          <w:szCs w:val="22"/>
+        </w:rPr>
+        <w:t xml:space="preserve">Figura </w:t>
+      </w:r>
+      <w:r>
+        <w:rPr>
+          <w:sz w:val="22"/>
+          <w:szCs w:val="22"/>
+        </w:rPr>
+        <w:t>0</w:t>
+      </w:r>
+      <w:r>
+        <w:rPr>
+          <w:sz w:val="22"/>
+          <w:szCs w:val="22"/>
+        </w:rPr>
+        <w:t xml:space="preserve">1 – </w:t>
+      </w:r>
+      <w:r>
+        <w:rPr>
+          <w:sz w:val="22"/>
+          <w:szCs w:val="22"/>
+        </w:rPr>
+        <w:t>Modelo Conceitual</w:t>
       </w:r>
     </w:p>
     <w:p>
@@ -1763,7 +2441,7 @@
     </w:p>
     <w:p>
       <w:pPr>
-        <w:pStyle w:val="Ttulo3"/>
+        <w:pStyle w:val="Corpodotexto"/>
         <w:numPr>
           <w:ilvl w:val="2"/>
           <w:numId w:val="1"/>
@@ -1779,18 +2457,210 @@
       </w:pPr>
       <w:r>
         <w:rPr>
+          <w:rStyle w:val="Nfaseforte"/>
           <w:color w:val="000000"/>
-        </w:rPr>
-        <w:t>Descrição do Relacionamento Ternário – Atendimento</w:t>
-      </w:r>
-    </w:p>
-    <w:p>
-      <w:pPr>
-        <w:pStyle w:val="Corpodotexto"/>
-        <w:rPr/>
-      </w:pPr>
-      <w:r>
-        <w:rPr/>
+          <w:sz w:val="24"/>
+          <w:szCs w:val="24"/>
+        </w:rPr>
+        <w:t>Descrição do Relacionamento – Aquisição de Serviços</w:t>
+      </w:r>
+    </w:p>
+    <w:p>
+      <w:pPr>
+        <w:pStyle w:val="Corpodotexto"/>
+        <w:rPr/>
+      </w:pPr>
+      <w:r>
+        <w:rPr>
+          <w:b w:val="false"/>
+          <w:bCs w:val="false"/>
+        </w:rPr>
+        <w:t xml:space="preserve">O relacionamento </w:t>
+      </w:r>
+      <w:r>
+        <w:rPr>
+          <w:rStyle w:val="Nfaseforte"/>
+          <w:b w:val="false"/>
+          <w:bCs w:val="false"/>
+        </w:rPr>
+        <w:t>adquire</w:t>
+      </w:r>
+      <w:r>
+        <w:rPr>
+          <w:b w:val="false"/>
+          <w:bCs w:val="false"/>
+        </w:rPr>
+        <w:t xml:space="preserve"> estabelece uma conexão disjunta entre a entidade </w:t>
+      </w:r>
+      <w:r>
+        <w:rPr>
+          <w:rStyle w:val="Nfaseforte"/>
+          <w:b w:val="false"/>
+          <w:bCs w:val="false"/>
+        </w:rPr>
+        <w:t>Cliente</w:t>
+      </w:r>
+      <w:r>
+        <w:rPr>
+          <w:b w:val="false"/>
+          <w:bCs w:val="false"/>
+        </w:rPr>
+        <w:t xml:space="preserve"> e as entidades </w:t>
+      </w:r>
+      <w:r>
+        <w:rPr>
+          <w:rStyle w:val="Nfaseforte"/>
+          <w:b w:val="false"/>
+          <w:bCs w:val="false"/>
+        </w:rPr>
+        <w:t>Pacote</w:t>
+      </w:r>
+      <w:r>
+        <w:rPr>
+          <w:b w:val="false"/>
+          <w:bCs w:val="false"/>
+        </w:rPr>
+        <w:t xml:space="preserve"> e </w:t>
+      </w:r>
+      <w:r>
+        <w:rPr>
+          <w:rStyle w:val="Nfaseforte"/>
+          <w:b w:val="false"/>
+          <w:bCs w:val="false"/>
+        </w:rPr>
+        <w:t>Procedimento</w:t>
+      </w:r>
+      <w:r>
+        <w:rPr>
+          <w:b w:val="false"/>
+          <w:bCs w:val="false"/>
+        </w:rPr>
+        <w:t xml:space="preserve">. Cada instância deste relacionamento representa uma aquisição de serviço clínico, onde um cliente pode adquirir </w:t>
+      </w:r>
+      <w:r>
+        <w:rPr>
+          <w:rStyle w:val="Nfaseforte"/>
+          <w:b w:val="false"/>
+          <w:bCs w:val="false"/>
+        </w:rPr>
+        <w:t>ou</w:t>
+      </w:r>
+      <w:r>
+        <w:rPr>
+          <w:b w:val="false"/>
+          <w:bCs w:val="false"/>
+        </w:rPr>
+        <w:t xml:space="preserve"> um pacote de serviços </w:t>
+      </w:r>
+      <w:r>
+        <w:rPr>
+          <w:rStyle w:val="Nfaseforte"/>
+          <w:b w:val="false"/>
+          <w:bCs w:val="false"/>
+        </w:rPr>
+        <w:t>ou</w:t>
+      </w:r>
+      <w:r>
+        <w:rPr>
+          <w:b w:val="false"/>
+          <w:bCs w:val="false"/>
+        </w:rPr>
+        <w:t xml:space="preserve"> um procedimento individual.</w:t>
+      </w:r>
+    </w:p>
+    <w:p>
+      <w:pPr>
+        <w:pStyle w:val="Corpodotexto"/>
+        <w:rPr>
+          <w:color w:val="000000"/>
+        </w:rPr>
+      </w:pPr>
+      <w:r>
+        <w:rPr/>
+        <w:t>As cardinalidades indicam que:</w:t>
+      </w:r>
+    </w:p>
+    <w:p>
+      <w:pPr>
+        <w:pStyle w:val="Corpodotexto"/>
+        <w:numPr>
+          <w:ilvl w:val="0"/>
+          <w:numId w:val="2"/>
+        </w:numPr>
+        <w:tabs>
+          <w:tab w:val="clear" w:pos="709"/>
+          <w:tab w:val="left" w:pos="0" w:leader="none"/>
+        </w:tabs>
+        <w:ind w:left="709" w:hanging="283"/>
+        <w:rPr>
+          <w:color w:val="000000"/>
+        </w:rPr>
+      </w:pPr>
+      <w:r>
+        <w:rPr/>
+        <w:t>Um cliente pode adquirir múltiplos pacotes ou procedimentos (1:N)</w:t>
+      </w:r>
+    </w:p>
+    <w:p>
+      <w:pPr>
+        <w:pStyle w:val="Corpodotexto"/>
+        <w:numPr>
+          <w:ilvl w:val="0"/>
+          <w:numId w:val="2"/>
+        </w:numPr>
+        <w:tabs>
+          <w:tab w:val="clear" w:pos="709"/>
+          <w:tab w:val="left" w:pos="0" w:leader="none"/>
+        </w:tabs>
+        <w:ind w:left="709" w:hanging="283"/>
+        <w:rPr>
+          <w:color w:val="000000"/>
+        </w:rPr>
+      </w:pPr>
+      <w:r>
+        <w:rPr/>
+        <w:t>Um pacote pode ser adquirido por vários clientes (1:N)</w:t>
+      </w:r>
+    </w:p>
+    <w:p>
+      <w:pPr>
+        <w:pStyle w:val="Corpodotexto"/>
+        <w:numPr>
+          <w:ilvl w:val="0"/>
+          <w:numId w:val="2"/>
+        </w:numPr>
+        <w:tabs>
+          <w:tab w:val="clear" w:pos="709"/>
+          <w:tab w:val="left" w:pos="0" w:leader="none"/>
+        </w:tabs>
+        <w:ind w:left="709" w:hanging="283"/>
+        <w:rPr>
+          <w:color w:val="000000"/>
+        </w:rPr>
+      </w:pPr>
+      <w:r>
+        <w:rPr/>
+        <w:t>Um procedimento pode ser adquirido por múltiplos clientes (1:N)</w:t>
+      </w:r>
+    </w:p>
+    <w:p>
+      <w:pPr>
+        <w:pStyle w:val="Corpodotexto"/>
+        <w:rPr>
+          <w:color w:val="000000"/>
+        </w:rPr>
+      </w:pPr>
+      <w:r>
+        <w:rPr/>
+        <w:t xml:space="preserve">Esta modelagem disjunta permite flexibilidade no sistema, onde os clientes podem optar tanto por procedimentos avulsos quanto por pacotes de serviços pré-definidos, mantendo a rastreabilidade completa das aquisições de serviços na </w:t>
+      </w:r>
+      <w:r>
+        <w:rPr/>
+        <w:t>clinica</w:t>
+      </w:r>
+      <w:r>
+        <w:rPr/>
+        <w:t>.</w:t>
       </w:r>
     </w:p>
     <w:p>
@@ -1801,96 +2671,89 @@
       </w:pPr>
       <w:r>
         <w:rPr/>
-        <w:t>O relacionamento Atendimento associa as entidades Agendamento, Profissional e Procedimento, caracterizando um relacionamento ternário. Cada instância do relacionamento representa um atendimento clínico individual, vinculado a um agendamento previamente marcado, a um profissional responsável e a um procedimento realizado. As cardinalidades indicam que um agendamento pode originar vários atendimentos (1:N), um profissional pode realizar diversos atendimentos (1:N) e um procedimento pode ser executado em múltiplos atendimentos (1:N). Assim, o modelo garante rastreabilidade e controle sobre todas as sessões clínicas realizadas na instituição.</w:t>
       </w:r>
     </w:p>
     <w:p>
       <w:pPr>
         <w:pStyle w:val="LONormal"/>
-        <w:jc w:val="both"/>
-        <w:rPr/>
-      </w:pPr>
-      <w:r>
-        <w:rPr/>
-      </w:r>
-    </w:p>
-    <w:p>
-      <w:pPr>
-        <w:pStyle w:val="LONormal"/>
-        <w:rPr/>
-      </w:pPr>
-      <w:r>
-        <w:rPr/>
-      </w:r>
-    </w:p>
-    <w:p>
-      <w:pPr>
-        <w:pStyle w:val="Normal"/>
-        <w:rPr>
-          <w:b/>
-          <w:b/>
-          <w:bCs/>
-        </w:rPr>
-      </w:pPr>
-      <w:r>
-        <w:rPr>
-          <w:b/>
-          <w:bCs/>
-        </w:rPr>
-        <w:t>4 Projeto Lógico</w:t>
-      </w:r>
-    </w:p>
-    <w:p>
-      <w:pPr>
-        <w:pStyle w:val="Normal"/>
-        <w:rPr>
-          <w:b/>
-          <w:b/>
-          <w:bCs/>
-        </w:rPr>
-      </w:pPr>
-      <w:r>
-        <w:rPr>
-          <w:b/>
-          <w:bCs/>
-        </w:rPr>
-      </w:r>
-    </w:p>
-    <w:p>
-      <w:pPr>
-        <w:pStyle w:val="Normal"/>
-        <w:rPr/>
-      </w:pPr>
-      <w:r>
-        <w:rPr/>
-        <w:t xml:space="preserve">Essa seção apresenta o projeto lógico do banco de dados da </w:t>
-      </w:r>
-      <w:r>
-        <w:rPr>
-          <w:b/>
-          <w:bCs/>
-        </w:rPr>
-        <w:t>Clínica Fábio Pense</w:t>
-      </w:r>
-      <w:r>
-        <w:rPr/>
-        <w:t>, descrevendo as principais estruturas e restrições lógicas baseadas no modelo de implementação relacional. Particularmente, a Figura 1 apresenta o diagrama relacional do banco de dados, mapeado a partir do modelo conceitual descrito na Seção 3 do presente relatório.</w:t>
-      </w:r>
-    </w:p>
-    <w:p>
-      <w:pPr>
-        <w:pStyle w:val="Normal"/>
-        <w:rPr/>
-      </w:pPr>
-      <w:r>
-        <w:rPr/>
-      </w:r>
-    </w:p>
-    <w:p>
-      <w:pPr>
-        <w:pStyle w:val="Corpodotexto"/>
-        <w:rPr>
-          <w:rFonts w:ascii="Liberation Serif" w:hAnsi="Liberation Serif"/>
+        <w:rPr/>
+      </w:pPr>
+      <w:r>
+        <w:rPr/>
+      </w:r>
+    </w:p>
+    <w:p>
+      <w:pPr>
+        <w:pStyle w:val="Normal"/>
+        <w:rPr>
+          <w:b/>
+          <w:b/>
+          <w:bCs/>
+        </w:rPr>
+      </w:pPr>
+      <w:r>
+        <w:rPr>
+          <w:b/>
+          <w:bCs/>
+        </w:rPr>
+        <w:t xml:space="preserve">4 Projeto Lógico </w:t>
+      </w:r>
+      <w:r>
+        <w:rPr>
+          <w:b/>
+          <w:bCs/>
+        </w:rPr>
+        <w:t>Relacional</w:t>
+      </w:r>
+    </w:p>
+    <w:p>
+      <w:pPr>
+        <w:pStyle w:val="Default"/>
+        <w:rPr>
+          <w:b w:val="false"/>
+          <w:b w:val="false"/>
+          <w:bCs w:val="false"/>
+        </w:rPr>
+      </w:pPr>
+      <w:r>
+        <w:rPr>
+          <w:b w:val="false"/>
+          <w:bCs w:val="false"/>
+        </w:rPr>
+      </w:r>
+    </w:p>
+    <w:p>
+      <w:pPr>
+        <w:pStyle w:val="Normal"/>
+        <w:rPr>
+          <w:b w:val="false"/>
+          <w:b w:val="false"/>
+          <w:bCs w:val="false"/>
+        </w:rPr>
+      </w:pPr>
+      <w:r>
+        <w:rPr>
+          <w:b w:val="false"/>
+          <w:bCs w:val="false"/>
+          <w:color w:val="000000"/>
+          <w:sz w:val="22"/>
+        </w:rPr>
+        <w:t>Essa seção apresenta o modelo lógico relacional do banco de dados, descrevendo as principais estruturas e restrições lógicas baseadas no modelo de implementação relacional. Particularmente, a Figura 2 apresenta o diagrama relacional do banco de dados, mapeado a partir do modelo conceitual descrito anteriormente.</w:t>
+      </w:r>
+    </w:p>
+    <w:p>
+      <w:pPr>
+        <w:pStyle w:val="Normal"/>
+        <w:rPr/>
+      </w:pPr>
+      <w:r>
+        <w:rPr/>
+      </w:r>
+    </w:p>
+    <w:p>
+      <w:pPr>
+        <w:pStyle w:val="Corpodotexto"/>
+        <w:rPr>
           <w:b/>
           <w:b/>
           <w:bCs/>
@@ -1902,982 +2765,720 @@
         <w:rPr>
           <w:b/>
           <w:bCs/>
-          <w:i w:val="false"/>
-          <w:caps w:val="false"/>
-          <w:smallCaps w:val="false"/>
-          <w:strike w:val="false"/>
-          <w:dstrike w:val="false"/>
+          <w:sz w:val="22"/>
+        </w:rPr>
+        <w:t>Cliente(</w:t>
+      </w:r>
+      <w:r>
+        <w:rPr>
+          <w:b/>
+          <w:bCs/>
+          <w:sz w:val="22"/>
+          <w:u w:val="single"/>
+        </w:rPr>
+        <w:t>CPF</w:t>
+      </w:r>
+      <w:r>
+        <w:rPr>
+          <w:b/>
+          <w:bCs/>
+          <w:sz w:val="22"/>
+        </w:rPr>
+        <w:t>(nn),Nome, Dt_Nasc, Sexo, Profissão, Email, telefone, endereço, CEP)</w:t>
+      </w:r>
+    </w:p>
+    <w:p>
+      <w:pPr>
+        <w:pStyle w:val="Corpodotexto"/>
+        <w:rPr>
+          <w:sz w:val="22"/>
+        </w:rPr>
+      </w:pPr>
+      <w:r>
+        <w:rPr>
+          <w:sz w:val="22"/>
+        </w:rPr>
+      </w:r>
+    </w:p>
+    <w:p>
+      <w:pPr>
+        <w:pStyle w:val="Corpodotexto"/>
+        <w:spacing w:lineRule="auto" w:line="331" w:before="0" w:after="0"/>
+        <w:rPr>
+          <w:b/>
+          <w:b/>
+          <w:bCs/>
+        </w:rPr>
+      </w:pPr>
+      <w:r>
+        <w:rPr>
+          <w:b/>
+          <w:bCs/>
+          <w:sz w:val="22"/>
+        </w:rPr>
+        <w:t xml:space="preserve">Serviço( Data_aquisição, valor, forma_pagamento, data_pagamento, stauts_pagamento, </w:t>
+      </w:r>
+      <w:r>
+        <w:rPr>
+          <w:b/>
+          <w:bCs/>
+          <w:sz w:val="22"/>
+          <w:u w:val="single"/>
+        </w:rPr>
+        <w:t>cod_pacote</w:t>
+      </w:r>
+      <w:r>
+        <w:rPr>
+          <w:b/>
+          <w:bCs/>
+          <w:sz w:val="22"/>
+        </w:rPr>
+        <w:t xml:space="preserve">, </w:t>
+      </w:r>
+      <w:r>
+        <w:rPr>
+          <w:b/>
+          <w:bCs/>
+          <w:sz w:val="22"/>
+          <w:u w:val="single"/>
+        </w:rPr>
+        <w:t>cod_Procedimento</w:t>
+      </w:r>
+      <w:r>
+        <w:rPr>
+          <w:b/>
+          <w:bCs/>
+          <w:sz w:val="22"/>
+        </w:rPr>
+        <w:t xml:space="preserve">, </w:t>
+      </w:r>
+      <w:r>
+        <w:rPr>
+          <w:b/>
+          <w:bCs/>
+          <w:sz w:val="22"/>
+          <w:u w:val="single"/>
+        </w:rPr>
+        <w:t>C_CPF</w:t>
+      </w:r>
+      <w:r>
+        <w:rPr>
+          <w:b/>
+          <w:bCs/>
+          <w:sz w:val="22"/>
+        </w:rPr>
+        <w:t>)</w:t>
+      </w:r>
+    </w:p>
+    <w:p>
+      <w:pPr>
+        <w:pStyle w:val="Corpodotexto"/>
+        <w:spacing w:lineRule="auto" w:line="331" w:before="0" w:after="0"/>
+        <w:rPr>
+          <w:b/>
+          <w:b/>
+          <w:bCs/>
+          <w:sz w:val="22"/>
+        </w:rPr>
+      </w:pPr>
+      <w:r>
+        <w:rPr>
+          <w:b/>
+          <w:bCs/>
+          <w:sz w:val="22"/>
+        </w:rPr>
+        <w:t>Serviço[cod_pacote] -&gt; Pacote[id_pacote]</w:t>
+      </w:r>
+    </w:p>
+    <w:p>
+      <w:pPr>
+        <w:pStyle w:val="Corpodotexto"/>
+        <w:spacing w:lineRule="auto" w:line="331" w:before="0" w:after="0"/>
+        <w:rPr>
+          <w:b/>
+          <w:b/>
+          <w:bCs/>
+          <w:sz w:val="22"/>
+        </w:rPr>
+      </w:pPr>
+      <w:r>
+        <w:rPr>
+          <w:b/>
+          <w:bCs/>
+          <w:sz w:val="22"/>
+        </w:rPr>
+        <w:t>Serviço[cod_procedimento] -&gt; Procedimento[Id_Procedimento]</w:t>
+      </w:r>
+    </w:p>
+    <w:p>
+      <w:pPr>
+        <w:pStyle w:val="Corpodotexto"/>
+        <w:spacing w:lineRule="auto" w:line="331" w:before="0" w:after="0"/>
+        <w:rPr>
+          <w:b/>
+          <w:b/>
+          <w:bCs/>
+          <w:sz w:val="22"/>
+        </w:rPr>
+      </w:pPr>
+      <w:r>
+        <w:rPr>
+          <w:b/>
+          <w:bCs/>
+          <w:sz w:val="22"/>
+        </w:rPr>
+        <w:t>Serviço[C_CPF] -&gt; Clientes[CPF]</w:t>
+      </w:r>
+    </w:p>
+    <w:p>
+      <w:pPr>
+        <w:pStyle w:val="Corpodotexto"/>
+        <w:rPr>
+          <w:b/>
+          <w:b/>
+          <w:bCs/>
+        </w:rPr>
+      </w:pPr>
+      <w:r>
+        <w:rPr>
+          <w:b/>
+          <w:bCs/>
+        </w:rPr>
+      </w:r>
+    </w:p>
+    <w:p>
+      <w:pPr>
+        <w:pStyle w:val="Corpodotexto"/>
+        <w:spacing w:lineRule="auto" w:line="331" w:before="0" w:after="0"/>
+        <w:rPr>
+          <w:b/>
+          <w:b/>
+          <w:bCs/>
+        </w:rPr>
+      </w:pPr>
+      <w:r>
+        <w:rPr>
+          <w:b/>
+          <w:bCs/>
+          <w:sz w:val="22"/>
+        </w:rPr>
+        <w:t>Pacote(</w:t>
+      </w:r>
+      <w:r>
+        <w:rPr>
+          <w:b/>
+          <w:bCs/>
+          <w:sz w:val="22"/>
+          <w:u w:val="single"/>
+        </w:rPr>
+        <w:t>Id_pacote</w:t>
+      </w:r>
+      <w:r>
+        <w:rPr>
+          <w:b/>
+          <w:bCs/>
+          <w:sz w:val="22"/>
+        </w:rPr>
+        <w:t>, nome, valor_total, quantidade_de_sessoes, status_pct, comprador, tipos_procedimentos)</w:t>
+      </w:r>
+    </w:p>
+    <w:p>
+      <w:pPr>
+        <w:pStyle w:val="Corpodotexto"/>
+        <w:spacing w:lineRule="auto" w:line="331" w:before="0" w:after="0"/>
+        <w:rPr>
+          <w:b/>
+          <w:b/>
+          <w:bCs/>
+          <w:sz w:val="22"/>
+        </w:rPr>
+      </w:pPr>
+      <w:r>
+        <w:rPr>
+          <w:b/>
+          <w:bCs/>
+          <w:sz w:val="22"/>
+        </w:rPr>
+        <w:t>Pacote[Comprador]-&gt;Serviço[C_CPF]</w:t>
+      </w:r>
+    </w:p>
+    <w:p>
+      <w:pPr>
+        <w:pStyle w:val="Corpodotexto"/>
+        <w:spacing w:lineRule="auto" w:line="331" w:before="0" w:after="0"/>
+        <w:rPr>
+          <w:b/>
+          <w:b/>
+          <w:bCs/>
+          <w:sz w:val="22"/>
+        </w:rPr>
+      </w:pPr>
+      <w:r>
+        <w:rPr>
+          <w:b/>
+          <w:bCs/>
+          <w:sz w:val="22"/>
+        </w:rPr>
+        <w:t>Pacote[tipos_procedimento] -&gt; Procedimento[id_Procedimento]</w:t>
+      </w:r>
+    </w:p>
+    <w:p>
+      <w:pPr>
+        <w:pStyle w:val="Corpodotexto"/>
+        <w:rPr>
+          <w:b/>
+          <w:b/>
+          <w:bCs/>
+        </w:rPr>
+      </w:pPr>
+      <w:r>
+        <w:rPr>
+          <w:b/>
+          <w:bCs/>
+        </w:rPr>
+      </w:r>
+    </w:p>
+    <w:p>
+      <w:pPr>
+        <w:pStyle w:val="Corpodotexto"/>
+        <w:spacing w:lineRule="auto" w:line="331" w:before="0" w:after="0"/>
+        <w:rPr>
+          <w:b/>
+          <w:b/>
+          <w:bCs/>
+        </w:rPr>
+      </w:pPr>
+      <w:r>
+        <w:rPr>
+          <w:b/>
+          <w:bCs/>
+          <w:sz w:val="22"/>
+        </w:rPr>
+        <w:t>Procedimento(</w:t>
+      </w:r>
+      <w:r>
+        <w:rPr>
+          <w:b/>
+          <w:bCs/>
+          <w:sz w:val="22"/>
+          <w:u w:val="single"/>
+        </w:rPr>
+        <w:t>Id_Procedimento</w:t>
+      </w:r>
+      <w:r>
+        <w:rPr>
+          <w:b/>
+          <w:bCs/>
+          <w:sz w:val="22"/>
+        </w:rPr>
+        <w:t xml:space="preserve">(nn), valor_padrão, valor_primeira_sessão, nome, </w:t>
+      </w:r>
+      <w:r>
+        <w:rPr>
+          <w:b/>
+          <w:bCs/>
+          <w:sz w:val="22"/>
+          <w:u w:val="single"/>
+        </w:rPr>
+        <w:t>paciente</w:t>
+      </w:r>
+      <w:r>
+        <w:rPr>
+          <w:b/>
+          <w:bCs/>
+          <w:sz w:val="22"/>
+        </w:rPr>
+        <w:t>)</w:t>
+      </w:r>
+    </w:p>
+    <w:p>
+      <w:pPr>
+        <w:pStyle w:val="Corpodotexto"/>
+        <w:spacing w:lineRule="auto" w:line="331" w:before="0" w:after="0"/>
+        <w:rPr>
+          <w:b/>
+          <w:b/>
+          <w:bCs/>
+          <w:sz w:val="22"/>
+        </w:rPr>
+      </w:pPr>
+      <w:r>
+        <w:rPr>
+          <w:b/>
+          <w:bCs/>
+          <w:sz w:val="22"/>
+        </w:rPr>
+        <w:t>Procedimento[paciente] -&gt; Serviço[C_CPF]</w:t>
+      </w:r>
+    </w:p>
+    <w:p>
+      <w:pPr>
+        <w:pStyle w:val="Corpodotexto"/>
+        <w:rPr>
+          <w:b/>
+          <w:b/>
+          <w:bCs/>
+        </w:rPr>
+      </w:pPr>
+      <w:r>
+        <w:rPr>
+          <w:b/>
+          <w:bCs/>
+        </w:rPr>
+      </w:r>
+    </w:p>
+    <w:p>
+      <w:pPr>
+        <w:pStyle w:val="Corpodotexto"/>
+        <w:spacing w:lineRule="auto" w:line="331" w:before="0" w:after="0"/>
+        <w:rPr>
+          <w:b/>
+          <w:b/>
+          <w:bCs/>
+        </w:rPr>
+      </w:pPr>
+      <w:r>
+        <w:rPr>
+          <w:b/>
+          <w:bCs/>
+          <w:sz w:val="22"/>
+        </w:rPr>
+        <w:t>Profissional(</w:t>
+      </w:r>
+      <w:r>
+        <w:rPr>
+          <w:b/>
+          <w:bCs/>
+          <w:sz w:val="22"/>
+          <w:u w:val="single"/>
+        </w:rPr>
+        <w:t>Id_profissional</w:t>
+      </w:r>
+      <w:r>
+        <w:rPr>
+          <w:b/>
+          <w:bCs/>
+          <w:sz w:val="22"/>
+        </w:rPr>
+        <w:t xml:space="preserve">(nn), </w:t>
+      </w:r>
+      <w:r>
+        <w:rPr>
+          <w:b/>
+          <w:bCs/>
+          <w:sz w:val="22"/>
+          <w:u w:val="single"/>
+        </w:rPr>
+        <w:t>Prof_CPF</w:t>
+      </w:r>
+      <w:r>
+        <w:rPr>
+          <w:b/>
+          <w:bCs/>
+          <w:sz w:val="22"/>
+        </w:rPr>
+        <w:t>(nn), nome, percentual_de_comissão)</w:t>
+      </w:r>
+    </w:p>
+    <w:p>
+      <w:pPr>
+        <w:pStyle w:val="Corpodotexto"/>
+        <w:rPr>
+          <w:b/>
+          <w:b/>
+          <w:bCs/>
+        </w:rPr>
+      </w:pPr>
+      <w:r>
+        <w:rPr>
+          <w:b/>
+          <w:bCs/>
+        </w:rPr>
+      </w:r>
+    </w:p>
+    <w:p>
+      <w:pPr>
+        <w:pStyle w:val="Corpodotexto"/>
+        <w:spacing w:lineRule="auto" w:line="331" w:before="0" w:after="0"/>
+        <w:rPr>
+          <w:b/>
+          <w:b/>
+          <w:bCs/>
+        </w:rPr>
+      </w:pPr>
+      <w:r>
+        <w:rPr>
+          <w:b/>
+          <w:bCs/>
+          <w:sz w:val="22"/>
+        </w:rPr>
+        <w:t>Atendimento(</w:t>
+      </w:r>
+      <w:r>
+        <w:rPr>
+          <w:b/>
+          <w:bCs/>
+          <w:sz w:val="22"/>
+          <w:u w:val="single"/>
+        </w:rPr>
+        <w:t>Id_agendamento</w:t>
+      </w:r>
+      <w:r>
+        <w:rPr>
+          <w:b/>
+          <w:bCs/>
+          <w:sz w:val="22"/>
+        </w:rPr>
+        <w:t xml:space="preserve">, data_hora, </w:t>
+      </w:r>
+      <w:r>
+        <w:rPr>
+          <w:b/>
+          <w:bCs/>
+          <w:sz w:val="22"/>
+          <w:u w:val="single"/>
+        </w:rPr>
+        <w:t>CPF_cliente</w:t>
+      </w:r>
+      <w:r>
+        <w:rPr>
+          <w:b/>
+          <w:bCs/>
+          <w:sz w:val="22"/>
+        </w:rPr>
+        <w:t>, feito_por)</w:t>
+      </w:r>
+    </w:p>
+    <w:p>
+      <w:pPr>
+        <w:pStyle w:val="Corpodotexto"/>
+        <w:spacing w:lineRule="auto" w:line="331" w:before="0" w:after="0"/>
+        <w:rPr>
+          <w:b/>
+          <w:b/>
+          <w:bCs/>
+          <w:sz w:val="22"/>
+        </w:rPr>
+      </w:pPr>
+      <w:r>
+        <w:rPr>
+          <w:b/>
+          <w:bCs/>
+          <w:sz w:val="22"/>
+        </w:rPr>
+        <w:t>Atendimento[CPF_cliente] -&gt; procedimento[paciente]</w:t>
+      </w:r>
+    </w:p>
+    <w:p>
+      <w:pPr>
+        <w:pStyle w:val="Corpodotexto"/>
+        <w:spacing w:lineRule="auto" w:line="331" w:before="0" w:after="0"/>
+        <w:rPr>
+          <w:b/>
+          <w:b/>
+          <w:bCs/>
+          <w:sz w:val="22"/>
+        </w:rPr>
+      </w:pPr>
+      <w:r>
+        <w:rPr>
+          <w:b/>
+          <w:bCs/>
+          <w:sz w:val="22"/>
+        </w:rPr>
+        <w:t>Atendimento[Feito_por] -&gt; Profissional[Id_profissional]</w:t>
+      </w:r>
+    </w:p>
+    <w:p>
+      <w:pPr>
+        <w:pStyle w:val="Normal"/>
+        <w:rPr>
+          <w:b w:val="false"/>
+          <w:b w:val="false"/>
+          <w:bCs w:val="false"/>
+        </w:rPr>
+      </w:pPr>
+      <w:r>
+        <w:rPr>
+          <w:b w:val="false"/>
+          <w:bCs w:val="false"/>
+        </w:rPr>
+      </w:r>
+    </w:p>
+    <w:p>
+      <w:pPr>
+        <w:pStyle w:val="Corpodotexto"/>
+        <w:rPr>
+          <w:b w:val="false"/>
+          <w:b w:val="false"/>
+          <w:bCs w:val="false"/>
+        </w:rPr>
+      </w:pPr>
+      <w:r>
+        <w:rPr>
+          <w:b w:val="false"/>
+          <w:bCs w:val="false"/>
+        </w:rPr>
+      </w:r>
+    </w:p>
+    <w:p>
+      <w:pPr>
+        <w:pStyle w:val="Corpodotexto"/>
+        <w:rPr>
+          <w:b w:val="false"/>
+          <w:b w:val="false"/>
+          <w:bCs w:val="false"/>
+        </w:rPr>
+      </w:pPr>
+      <w:r>
+        <w:rPr>
+          <w:b w:val="false"/>
+          <w:bCs w:val="false"/>
+        </w:rPr>
+      </w:r>
+    </w:p>
+    <w:p>
+      <w:pPr>
+        <w:pStyle w:val="Corpodotexto"/>
+        <w:rPr>
+          <w:b w:val="false"/>
+          <w:b w:val="false"/>
+          <w:bCs w:val="false"/>
+        </w:rPr>
+      </w:pPr>
+      <w:r>
+        <w:rPr>
+          <w:b w:val="false"/>
+          <w:bCs w:val="false"/>
+        </w:rPr>
+      </w:r>
+    </w:p>
+    <w:p>
+      <w:pPr>
+        <w:pStyle w:val="Corpodotexto"/>
+        <w:rPr>
+          <w:b w:val="false"/>
+          <w:b w:val="false"/>
+          <w:bCs w:val="false"/>
+        </w:rPr>
+      </w:pPr>
+      <w:r>
+        <w:rPr>
+          <w:b w:val="false"/>
+          <w:bCs w:val="false"/>
+        </w:rPr>
+      </w:r>
+    </w:p>
+    <w:p>
+      <w:pPr>
+        <w:pStyle w:val="Corpodotexto"/>
+        <w:rPr>
+          <w:b w:val="false"/>
+          <w:b w:val="false"/>
+          <w:bCs w:val="false"/>
+        </w:rPr>
+      </w:pPr>
+      <w:r>
+        <w:rPr>
+          <w:b w:val="false"/>
+          <w:bCs w:val="false"/>
+        </w:rPr>
+        <w:drawing>
+          <wp:inline distT="0" distB="0" distL="0" distR="0">
+            <wp:extent cx="6120130" cy="5135880"/>
+            <wp:effectExtent l="0" t="0" r="0" b="0"/>
+            <wp:docPr id="2" name="Picture 2" descr="A diagram of a company&#10;&#10;AI-generated content may be incorrect."/>
+            <wp:cNvGraphicFramePr>
+              <a:graphicFrameLocks xmlns:a="http://schemas.openxmlformats.org/drawingml/2006/main" noChangeAspect="1"/>
+            </wp:cNvGraphicFramePr>
+            <a:graphic xmlns:a="http://schemas.openxmlformats.org/drawingml/2006/main">
+              <a:graphicData uri="http://schemas.openxmlformats.org/drawingml/2006/picture">
+                <pic:pic xmlns:pic="http://schemas.openxmlformats.org/drawingml/2006/picture">
+                  <pic:nvPicPr>
+                    <pic:cNvPr id="2" name="Picture 2" descr="A diagram of a company&#10;&#10;AI-generated content may be incorrect."/>
+                    <pic:cNvPicPr>
+                      <a:picLocks noChangeAspect="1" noChangeArrowheads="1"/>
+                    </pic:cNvPicPr>
+                  </pic:nvPicPr>
+                  <pic:blipFill>
+                    <a:blip r:embed="rId3"/>
+                    <a:stretch>
+                      <a:fillRect/>
+                    </a:stretch>
+                  </pic:blipFill>
+                  <pic:spPr bwMode="auto">
+                    <a:xfrm>
+                      <a:off x="0" y="0"/>
+                      <a:ext cx="6120130" cy="5135880"/>
+                    </a:xfrm>
+                    <a:prstGeom prst="rect">
+                      <a:avLst/>
+                    </a:prstGeom>
+                  </pic:spPr>
+                </pic:pic>
+              </a:graphicData>
+            </a:graphic>
+          </wp:inline>
+        </w:drawing>
+      </w:r>
+    </w:p>
+    <w:p>
+      <w:pPr>
+        <w:pStyle w:val="Corpodotexto"/>
+        <w:rPr/>
+      </w:pPr>
+      <w:r>
+        <w:rPr>
+          <w:b w:val="false"/>
+          <w:bCs w:val="false"/>
+          <w:sz w:val="22"/>
+          <w:szCs w:val="22"/>
+        </w:rPr>
+        <w:t xml:space="preserve">Figura 02 - </w:t>
+      </w:r>
+      <w:r>
+        <w:rPr>
+          <w:b w:val="false"/>
+          <w:bCs w:val="false"/>
           <w:color w:val="000000"/>
           <w:sz w:val="22"/>
-          <w:u w:val="none"/>
-          <w:effect w:val="none"/>
-          <w:shd w:fill="auto" w:val="clear"/>
-        </w:rPr>
-        <w:t>Cliente(</w:t>
-      </w:r>
-      <w:r>
-        <w:rPr>
-          <w:b/>
-          <w:bCs/>
-          <w:i w:val="false"/>
-          <w:caps w:val="false"/>
-          <w:smallCaps w:val="false"/>
+        </w:rPr>
+        <w:t xml:space="preserve">Modelo Lógico Relacional da Clínica Fábio Pense </w:t>
+      </w:r>
+    </w:p>
+    <w:p>
+      <w:pPr>
+        <w:pStyle w:val="Default"/>
+        <w:rPr>
+          <w:b w:val="false"/>
+          <w:b w:val="false"/>
+          <w:bCs w:val="false"/>
+        </w:rPr>
+      </w:pPr>
+      <w:r>
+        <w:rPr>
+          <w:b w:val="false"/>
+          <w:bCs w:val="false"/>
+        </w:rPr>
+      </w:r>
+    </w:p>
+    <w:p>
+      <w:pPr>
+        <w:pStyle w:val="Normal"/>
+        <w:rPr>
+          <w:b w:val="false"/>
+          <w:b w:val="false"/>
+          <w:bCs w:val="false"/>
+        </w:rPr>
+      </w:pPr>
+      <w:r>
+        <w:rPr>
+          <w:b w:val="false"/>
+          <w:bCs w:val="false"/>
           <w:color w:val="000000"/>
-          <w:sz w:val="22"/>
-          <w:u w:val="single"/>
-          <w:shd w:fill="auto" w:val="clear"/>
-        </w:rPr>
-        <w:t>CPF</w:t>
-      </w:r>
-      <w:r>
-        <w:rPr>
-          <w:b/>
-          <w:bCs/>
-          <w:i w:val="false"/>
-          <w:caps w:val="false"/>
-          <w:smallCaps w:val="false"/>
-          <w:strike w:val="false"/>
-          <w:dstrike w:val="false"/>
-          <w:color w:val="000000"/>
-          <w:sz w:val="22"/>
-          <w:u w:val="none"/>
-          <w:effect w:val="none"/>
-          <w:shd w:fill="auto" w:val="clear"/>
-        </w:rPr>
-        <w:t>(nn),Nome, Dt_Nasc, Sexo, Profissão, Email, telefone, endereço, CEP)</w:t>
-      </w:r>
-    </w:p>
-    <w:p>
-      <w:pPr>
-        <w:pStyle w:val="Corpodotexto"/>
-        <w:rPr>
-          <w:i w:val="false"/>
-          <w:i w:val="false"/>
-          <w:caps w:val="false"/>
-          <w:smallCaps w:val="false"/>
-          <w:strike w:val="false"/>
-          <w:dstrike w:val="false"/>
-          <w:color w:val="000000"/>
-          <w:sz w:val="22"/>
-          <w:u w:val="none"/>
-          <w:effect w:val="none"/>
-          <w:shd w:fill="auto" w:val="clear"/>
-        </w:rPr>
-      </w:pPr>
-      <w:r>
-        <w:rPr>
-          <w:i w:val="false"/>
-          <w:caps w:val="false"/>
-          <w:smallCaps w:val="false"/>
-          <w:strike w:val="false"/>
-          <w:dstrike w:val="false"/>
-          <w:color w:val="000000"/>
-          <w:sz w:val="22"/>
-          <w:u w:val="none"/>
-          <w:effect w:val="none"/>
-          <w:shd w:fill="auto" w:val="clear"/>
-        </w:rPr>
-      </w:r>
-    </w:p>
-    <w:p>
-      <w:pPr>
-        <w:pStyle w:val="Corpodotexto"/>
-        <w:bidi w:val="0"/>
-        <w:spacing w:lineRule="auto" w:line="331" w:before="0" w:after="0"/>
-        <w:rPr>
-          <w:rFonts w:ascii="Liberation Serif" w:hAnsi="Liberation Serif"/>
-          <w:b/>
-          <w:b/>
-          <w:bCs/>
-        </w:rPr>
-      </w:pPr>
-      <w:r>
-        <w:rPr>
-          <w:b/>
-          <w:bCs/>
-          <w:i w:val="false"/>
-          <w:caps w:val="false"/>
-          <w:smallCaps w:val="false"/>
-          <w:strike w:val="false"/>
-          <w:dstrike w:val="false"/>
-          <w:color w:val="000000"/>
-          <w:sz w:val="22"/>
-          <w:u w:val="none"/>
-          <w:effect w:val="none"/>
-          <w:shd w:fill="auto" w:val="clear"/>
-        </w:rPr>
-        <w:t xml:space="preserve">Serviço( Data_aquisição, valor, forma_pagamento, data_pagamento, stauts_pagamento, </w:t>
-      </w:r>
-      <w:r>
-        <w:rPr>
-          <w:b/>
-          <w:bCs/>
-          <w:i w:val="false"/>
-          <w:caps w:val="false"/>
-          <w:smallCaps w:val="false"/>
-          <w:color w:val="000000"/>
-          <w:sz w:val="22"/>
-          <w:u w:val="single"/>
-          <w:shd w:fill="auto" w:val="clear"/>
-        </w:rPr>
-        <w:t>cod_pacot</w:t>
-      </w:r>
-      <w:r>
-        <w:rPr>
-          <w:b/>
-          <w:bCs/>
-          <w:i w:val="false"/>
-          <w:caps w:val="false"/>
-          <w:smallCaps w:val="false"/>
-          <w:strike w:val="false"/>
-          <w:dstrike w:val="false"/>
-          <w:color w:val="000000"/>
-          <w:sz w:val="22"/>
-          <w:u w:val="single"/>
-          <w:effect w:val="none"/>
-          <w:shd w:fill="auto" w:val="clear"/>
-        </w:rPr>
-        <w:t>e</w:t>
-      </w:r>
-      <w:r>
-        <w:rPr>
-          <w:b/>
-          <w:bCs/>
-          <w:i w:val="false"/>
-          <w:caps w:val="false"/>
-          <w:smallCaps w:val="false"/>
-          <w:strike w:val="false"/>
-          <w:dstrike w:val="false"/>
-          <w:color w:val="000000"/>
-          <w:sz w:val="22"/>
-          <w:u w:val="none"/>
-          <w:effect w:val="none"/>
-          <w:shd w:fill="auto" w:val="clear"/>
-        </w:rPr>
-        <w:t xml:space="preserve">, </w:t>
-      </w:r>
-      <w:r>
-        <w:rPr>
-          <w:b/>
-          <w:bCs/>
-          <w:i w:val="false"/>
-          <w:caps w:val="false"/>
-          <w:smallCaps w:val="false"/>
-          <w:color w:val="000000"/>
-          <w:sz w:val="22"/>
-          <w:u w:val="single"/>
-          <w:shd w:fill="auto" w:val="clear"/>
-        </w:rPr>
-        <w:t>cod_Procedimento</w:t>
-      </w:r>
-      <w:r>
-        <w:rPr>
-          <w:b/>
-          <w:bCs/>
-          <w:i w:val="false"/>
-          <w:caps w:val="false"/>
-          <w:smallCaps w:val="false"/>
-          <w:strike w:val="false"/>
-          <w:dstrike w:val="false"/>
-          <w:color w:val="000000"/>
-          <w:sz w:val="22"/>
-          <w:u w:val="none"/>
-          <w:effect w:val="none"/>
-          <w:shd w:fill="auto" w:val="clear"/>
-        </w:rPr>
-        <w:t xml:space="preserve">, </w:t>
-      </w:r>
-      <w:r>
-        <w:rPr>
-          <w:b/>
-          <w:bCs/>
-          <w:i w:val="false"/>
-          <w:caps w:val="false"/>
-          <w:smallCaps w:val="false"/>
-          <w:color w:val="000000"/>
-          <w:sz w:val="22"/>
-          <w:u w:val="single"/>
-          <w:shd w:fill="auto" w:val="clear"/>
-        </w:rPr>
-        <w:t>C_CPF</w:t>
-      </w:r>
-      <w:r>
-        <w:rPr>
-          <w:b/>
-          <w:bCs/>
-          <w:i w:val="false"/>
-          <w:caps w:val="false"/>
-          <w:smallCaps w:val="false"/>
-          <w:strike w:val="false"/>
-          <w:dstrike w:val="false"/>
-          <w:color w:val="000000"/>
-          <w:sz w:val="22"/>
-          <w:u w:val="none"/>
-          <w:effect w:val="none"/>
-          <w:shd w:fill="auto" w:val="clear"/>
-        </w:rPr>
-        <w:t>)</w:t>
-      </w:r>
-    </w:p>
-    <w:p>
-      <w:pPr>
-        <w:pStyle w:val="Corpodotexto"/>
-        <w:bidi w:val="0"/>
-        <w:spacing w:lineRule="auto" w:line="331" w:before="0" w:after="0"/>
-        <w:rPr>
-          <w:rFonts w:ascii="Liberation Serif" w:hAnsi="Liberation Serif"/>
-          <w:b/>
-          <w:b/>
-          <w:bCs/>
-          <w:i w:val="false"/>
-          <w:i w:val="false"/>
-          <w:caps w:val="false"/>
-          <w:smallCaps w:val="false"/>
-          <w:strike w:val="false"/>
-          <w:dstrike w:val="false"/>
-          <w:color w:val="000000"/>
-          <w:sz w:val="22"/>
-          <w:u w:val="none"/>
-          <w:effect w:val="none"/>
-          <w:shd w:fill="auto" w:val="clear"/>
-        </w:rPr>
-      </w:pPr>
-      <w:r>
-        <w:rPr>
-          <w:b/>
-          <w:bCs/>
-          <w:i w:val="false"/>
-          <w:caps w:val="false"/>
-          <w:smallCaps w:val="false"/>
-          <w:strike w:val="false"/>
-          <w:dstrike w:val="false"/>
-          <w:color w:val="000000"/>
-          <w:sz w:val="22"/>
-          <w:u w:val="none"/>
-          <w:effect w:val="none"/>
-          <w:shd w:fill="auto" w:val="clear"/>
-        </w:rPr>
-        <w:t>Serviço[cod_pacote] -&gt; Pacote[id_pacote]</w:t>
-      </w:r>
-    </w:p>
-    <w:p>
-      <w:pPr>
-        <w:pStyle w:val="Corpodotexto"/>
-        <w:bidi w:val="0"/>
-        <w:spacing w:lineRule="auto" w:line="331" w:before="0" w:after="0"/>
-        <w:rPr>
-          <w:rFonts w:ascii="Liberation Serif" w:hAnsi="Liberation Serif"/>
-          <w:b/>
-          <w:b/>
-          <w:bCs/>
-          <w:i w:val="false"/>
-          <w:i w:val="false"/>
-          <w:caps w:val="false"/>
-          <w:smallCaps w:val="false"/>
-          <w:strike w:val="false"/>
-          <w:dstrike w:val="false"/>
-          <w:color w:val="000000"/>
-          <w:sz w:val="22"/>
-          <w:u w:val="none"/>
-          <w:effect w:val="none"/>
-          <w:shd w:fill="auto" w:val="clear"/>
-        </w:rPr>
-      </w:pPr>
-      <w:r>
-        <w:rPr>
-          <w:b/>
-          <w:bCs/>
-          <w:i w:val="false"/>
-          <w:caps w:val="false"/>
-          <w:smallCaps w:val="false"/>
-          <w:strike w:val="false"/>
-          <w:dstrike w:val="false"/>
-          <w:color w:val="000000"/>
-          <w:sz w:val="22"/>
-          <w:u w:val="none"/>
-          <w:effect w:val="none"/>
-          <w:shd w:fill="auto" w:val="clear"/>
-        </w:rPr>
-        <w:t>Serviço[cod_procedimento] -&gt; Procedimento[Id_Procedimento]</w:t>
-      </w:r>
-    </w:p>
-    <w:p>
-      <w:pPr>
-        <w:pStyle w:val="Corpodotexto"/>
-        <w:bidi w:val="0"/>
-        <w:spacing w:lineRule="auto" w:line="331" w:before="0" w:after="0"/>
-        <w:rPr>
-          <w:rFonts w:ascii="Liberation Serif" w:hAnsi="Liberation Serif"/>
-          <w:b/>
-          <w:b/>
-          <w:bCs/>
-          <w:i w:val="false"/>
-          <w:i w:val="false"/>
-          <w:caps w:val="false"/>
-          <w:smallCaps w:val="false"/>
-          <w:strike w:val="false"/>
-          <w:dstrike w:val="false"/>
-          <w:color w:val="000000"/>
-          <w:sz w:val="22"/>
-          <w:u w:val="none"/>
-          <w:effect w:val="none"/>
-          <w:shd w:fill="auto" w:val="clear"/>
-        </w:rPr>
-      </w:pPr>
-      <w:r>
-        <w:rPr>
-          <w:b/>
-          <w:bCs/>
-          <w:i w:val="false"/>
-          <w:caps w:val="false"/>
-          <w:smallCaps w:val="false"/>
-          <w:strike w:val="false"/>
-          <w:dstrike w:val="false"/>
-          <w:color w:val="000000"/>
-          <w:sz w:val="22"/>
-          <w:u w:val="none"/>
-          <w:effect w:val="none"/>
-          <w:shd w:fill="auto" w:val="clear"/>
-        </w:rPr>
-        <w:t>Serviço[C_CPF] -&gt; Clientes[CPF]</w:t>
-      </w:r>
-    </w:p>
-    <w:p>
-      <w:pPr>
-        <w:pStyle w:val="Corpodotexto"/>
-        <w:rPr>
-          <w:rFonts w:ascii="Liberation Serif" w:hAnsi="Liberation Serif"/>
-          <w:b/>
-          <w:b/>
-          <w:bCs/>
-        </w:rPr>
-      </w:pPr>
-      <w:r>
-        <w:rPr>
-          <w:b/>
-          <w:bCs/>
-        </w:rPr>
-      </w:r>
-    </w:p>
-    <w:p>
-      <w:pPr>
-        <w:pStyle w:val="Corpodotexto"/>
-        <w:bidi w:val="0"/>
-        <w:spacing w:lineRule="auto" w:line="331" w:before="0" w:after="0"/>
-        <w:rPr>
-          <w:rFonts w:ascii="Liberation Serif" w:hAnsi="Liberation Serif"/>
-          <w:b/>
-          <w:b/>
-          <w:bCs/>
-        </w:rPr>
-      </w:pPr>
-      <w:r>
-        <w:rPr>
-          <w:b/>
-          <w:bCs/>
-          <w:i w:val="false"/>
-          <w:caps w:val="false"/>
-          <w:smallCaps w:val="false"/>
-          <w:strike w:val="false"/>
-          <w:dstrike w:val="false"/>
-          <w:color w:val="000000"/>
-          <w:sz w:val="22"/>
-          <w:u w:val="none"/>
-          <w:effect w:val="none"/>
-          <w:shd w:fill="auto" w:val="clear"/>
-        </w:rPr>
-        <w:t>Pacote(</w:t>
-      </w:r>
-      <w:r>
-        <w:rPr>
-          <w:b/>
-          <w:bCs/>
-          <w:i w:val="false"/>
-          <w:caps w:val="false"/>
-          <w:smallCaps w:val="false"/>
-          <w:color w:val="000000"/>
-          <w:sz w:val="22"/>
-          <w:u w:val="single"/>
-          <w:shd w:fill="auto" w:val="clear"/>
-        </w:rPr>
-        <w:t>Id_pacote</w:t>
-      </w:r>
-      <w:r>
-        <w:rPr>
-          <w:b/>
-          <w:bCs/>
-          <w:i w:val="false"/>
-          <w:caps w:val="false"/>
-          <w:smallCaps w:val="false"/>
-          <w:strike w:val="false"/>
-          <w:dstrike w:val="false"/>
-          <w:color w:val="000000"/>
-          <w:sz w:val="22"/>
-          <w:u w:val="none"/>
-          <w:effect w:val="none"/>
-          <w:shd w:fill="auto" w:val="clear"/>
-        </w:rPr>
-        <w:t>, nome, valor_total, quantidade_de_sessoes, status_pct, comprador, tipos_procedimentos)</w:t>
-      </w:r>
-    </w:p>
-    <w:p>
-      <w:pPr>
-        <w:pStyle w:val="Corpodotexto"/>
-        <w:bidi w:val="0"/>
-        <w:spacing w:lineRule="auto" w:line="331" w:before="0" w:after="0"/>
-        <w:rPr>
-          <w:rFonts w:ascii="Liberation Serif" w:hAnsi="Liberation Serif"/>
-          <w:b/>
-          <w:b/>
-          <w:bCs/>
-          <w:i w:val="false"/>
-          <w:i w:val="false"/>
-          <w:caps w:val="false"/>
-          <w:smallCaps w:val="false"/>
-          <w:strike w:val="false"/>
-          <w:dstrike w:val="false"/>
-          <w:color w:val="000000"/>
-          <w:sz w:val="22"/>
-          <w:u w:val="none"/>
-          <w:effect w:val="none"/>
-          <w:shd w:fill="auto" w:val="clear"/>
-        </w:rPr>
-      </w:pPr>
-      <w:r>
-        <w:rPr>
-          <w:b/>
-          <w:bCs/>
-          <w:i w:val="false"/>
-          <w:caps w:val="false"/>
-          <w:smallCaps w:val="false"/>
-          <w:strike w:val="false"/>
-          <w:dstrike w:val="false"/>
-          <w:color w:val="000000"/>
-          <w:sz w:val="22"/>
-          <w:u w:val="none"/>
-          <w:effect w:val="none"/>
-          <w:shd w:fill="auto" w:val="clear"/>
-        </w:rPr>
-        <w:t>Pacote[Comprador]-&gt;Serviço[C_CPF]</w:t>
-      </w:r>
-    </w:p>
-    <w:p>
-      <w:pPr>
-        <w:pStyle w:val="Corpodotexto"/>
-        <w:bidi w:val="0"/>
-        <w:spacing w:lineRule="auto" w:line="331" w:before="0" w:after="0"/>
-        <w:rPr>
-          <w:rFonts w:ascii="Liberation Serif" w:hAnsi="Liberation Serif"/>
-          <w:b/>
-          <w:b/>
-          <w:bCs/>
-          <w:i w:val="false"/>
-          <w:i w:val="false"/>
-          <w:caps w:val="false"/>
-          <w:smallCaps w:val="false"/>
-          <w:strike w:val="false"/>
-          <w:dstrike w:val="false"/>
-          <w:color w:val="000000"/>
-          <w:sz w:val="22"/>
-          <w:u w:val="none"/>
-          <w:effect w:val="none"/>
-          <w:shd w:fill="auto" w:val="clear"/>
-        </w:rPr>
-      </w:pPr>
-      <w:r>
-        <w:rPr>
-          <w:b/>
-          <w:bCs/>
-          <w:i w:val="false"/>
-          <w:caps w:val="false"/>
-          <w:smallCaps w:val="false"/>
-          <w:strike w:val="false"/>
-          <w:dstrike w:val="false"/>
-          <w:color w:val="000000"/>
-          <w:sz w:val="22"/>
-          <w:u w:val="none"/>
-          <w:effect w:val="none"/>
-          <w:shd w:fill="auto" w:val="clear"/>
-        </w:rPr>
-        <w:t>Pacote[tipos_procedimento] -&gt; Procedimento[id_Procedimento]</w:t>
-      </w:r>
-    </w:p>
-    <w:p>
-      <w:pPr>
-        <w:pStyle w:val="Corpodotexto"/>
-        <w:rPr>
-          <w:rFonts w:ascii="Liberation Serif" w:hAnsi="Liberation Serif"/>
-          <w:b/>
-          <w:b/>
-          <w:bCs/>
-        </w:rPr>
-      </w:pPr>
-      <w:r>
-        <w:rPr>
-          <w:b/>
-          <w:bCs/>
-        </w:rPr>
-      </w:r>
-    </w:p>
-    <w:p>
-      <w:pPr>
-        <w:pStyle w:val="Corpodotexto"/>
-        <w:bidi w:val="0"/>
-        <w:spacing w:lineRule="auto" w:line="331" w:before="0" w:after="0"/>
-        <w:rPr>
-          <w:rFonts w:ascii="Liberation Serif" w:hAnsi="Liberation Serif"/>
-          <w:b/>
-          <w:b/>
-          <w:bCs/>
-        </w:rPr>
-      </w:pPr>
-      <w:r>
-        <w:rPr>
-          <w:b/>
-          <w:bCs/>
-          <w:i w:val="false"/>
-          <w:caps w:val="false"/>
-          <w:smallCaps w:val="false"/>
-          <w:strike w:val="false"/>
-          <w:dstrike w:val="false"/>
-          <w:color w:val="000000"/>
-          <w:sz w:val="22"/>
-          <w:u w:val="none"/>
-          <w:effect w:val="none"/>
-          <w:shd w:fill="auto" w:val="clear"/>
-        </w:rPr>
-        <w:t>Procedimento(</w:t>
-      </w:r>
-      <w:r>
-        <w:rPr>
-          <w:b/>
-          <w:bCs/>
-          <w:i w:val="false"/>
-          <w:caps w:val="false"/>
-          <w:smallCaps w:val="false"/>
-          <w:color w:val="000000"/>
-          <w:sz w:val="22"/>
-          <w:u w:val="single"/>
-          <w:shd w:fill="auto" w:val="clear"/>
-        </w:rPr>
-        <w:t>Id_Procedimento</w:t>
-      </w:r>
-      <w:r>
-        <w:rPr>
-          <w:b/>
-          <w:bCs/>
-          <w:i w:val="false"/>
-          <w:caps w:val="false"/>
-          <w:smallCaps w:val="false"/>
-          <w:color w:val="000000"/>
-          <w:sz w:val="22"/>
-          <w:u w:val="none"/>
-          <w:shd w:fill="auto" w:val="clear"/>
-        </w:rPr>
-        <w:t>(</w:t>
-      </w:r>
-      <w:r>
-        <w:rPr>
-          <w:b/>
-          <w:bCs/>
-          <w:i w:val="false"/>
-          <w:caps w:val="false"/>
-          <w:smallCaps w:val="false"/>
-          <w:strike w:val="false"/>
-          <w:dstrike w:val="false"/>
-          <w:color w:val="000000"/>
-          <w:sz w:val="22"/>
-          <w:u w:val="none"/>
-          <w:effect w:val="none"/>
-          <w:shd w:fill="auto" w:val="clear"/>
-        </w:rPr>
-        <w:t xml:space="preserve">nn), valor_padrão, valor_primeira_sessão, nome, </w:t>
-      </w:r>
-      <w:r>
-        <w:rPr>
-          <w:b/>
-          <w:bCs/>
-          <w:i w:val="false"/>
-          <w:caps w:val="false"/>
-          <w:smallCaps w:val="false"/>
-          <w:strike w:val="false"/>
-          <w:dstrike w:val="false"/>
-          <w:color w:val="000000"/>
-          <w:sz w:val="22"/>
-          <w:u w:val="single"/>
-          <w:effect w:val="none"/>
-          <w:shd w:fill="auto" w:val="clear"/>
-        </w:rPr>
-        <w:t>paciente</w:t>
-      </w:r>
-      <w:r>
-        <w:rPr>
-          <w:b/>
-          <w:bCs/>
-          <w:i w:val="false"/>
-          <w:caps w:val="false"/>
-          <w:smallCaps w:val="false"/>
-          <w:strike w:val="false"/>
-          <w:dstrike w:val="false"/>
-          <w:color w:val="000000"/>
-          <w:sz w:val="22"/>
-          <w:u w:val="none"/>
-          <w:effect w:val="none"/>
-          <w:shd w:fill="auto" w:val="clear"/>
-        </w:rPr>
-        <w:t>)</w:t>
-      </w:r>
-    </w:p>
-    <w:p>
-      <w:pPr>
-        <w:pStyle w:val="Corpodotexto"/>
-        <w:bidi w:val="0"/>
-        <w:spacing w:lineRule="auto" w:line="331" w:before="0" w:after="0"/>
-        <w:rPr>
-          <w:rFonts w:ascii="Liberation Serif" w:hAnsi="Liberation Serif"/>
-          <w:b/>
-          <w:b/>
-          <w:bCs/>
-          <w:i w:val="false"/>
-          <w:i w:val="false"/>
-          <w:caps w:val="false"/>
-          <w:smallCaps w:val="false"/>
-          <w:strike w:val="false"/>
-          <w:dstrike w:val="false"/>
-          <w:color w:val="000000"/>
-          <w:sz w:val="22"/>
-          <w:u w:val="none"/>
-          <w:effect w:val="none"/>
-          <w:shd w:fill="auto" w:val="clear"/>
-        </w:rPr>
-      </w:pPr>
-      <w:r>
-        <w:rPr>
-          <w:b/>
-          <w:bCs/>
-          <w:i w:val="false"/>
-          <w:caps w:val="false"/>
-          <w:smallCaps w:val="false"/>
-          <w:strike w:val="false"/>
-          <w:dstrike w:val="false"/>
-          <w:color w:val="000000"/>
-          <w:sz w:val="22"/>
-          <w:u w:val="none"/>
-          <w:effect w:val="none"/>
-          <w:shd w:fill="auto" w:val="clear"/>
-        </w:rPr>
-        <w:t>Procedimento[paciente] -&gt; Serviço[C_CPF]</w:t>
-      </w:r>
-    </w:p>
-    <w:p>
-      <w:pPr>
-        <w:pStyle w:val="Corpodotexto"/>
-        <w:rPr>
-          <w:rFonts w:ascii="Liberation Serif" w:hAnsi="Liberation Serif"/>
-          <w:b/>
-          <w:b/>
-          <w:bCs/>
-        </w:rPr>
-      </w:pPr>
-      <w:r>
-        <w:rPr>
-          <w:b/>
-          <w:bCs/>
-        </w:rPr>
-      </w:r>
-    </w:p>
-    <w:p>
-      <w:pPr>
-        <w:pStyle w:val="Corpodotexto"/>
-        <w:bidi w:val="0"/>
-        <w:spacing w:lineRule="auto" w:line="331" w:before="0" w:after="0"/>
-        <w:rPr>
-          <w:rFonts w:ascii="Liberation Serif" w:hAnsi="Liberation Serif"/>
-          <w:b/>
-          <w:b/>
-          <w:bCs/>
-        </w:rPr>
-      </w:pPr>
-      <w:r>
-        <w:rPr>
-          <w:b/>
-          <w:bCs/>
-          <w:i w:val="false"/>
-          <w:caps w:val="false"/>
-          <w:smallCaps w:val="false"/>
-          <w:strike w:val="false"/>
-          <w:dstrike w:val="false"/>
-          <w:color w:val="000000"/>
-          <w:sz w:val="22"/>
-          <w:u w:val="none"/>
-          <w:effect w:val="none"/>
-          <w:shd w:fill="auto" w:val="clear"/>
-        </w:rPr>
-        <w:t>Profissional(</w:t>
-      </w:r>
-      <w:r>
-        <w:rPr>
-          <w:b/>
-          <w:bCs/>
-          <w:i w:val="false"/>
-          <w:caps w:val="false"/>
-          <w:smallCaps w:val="false"/>
-          <w:color w:val="000000"/>
-          <w:sz w:val="22"/>
-          <w:u w:val="single"/>
-          <w:shd w:fill="auto" w:val="clear"/>
-        </w:rPr>
-        <w:t>Id_profissional</w:t>
-      </w:r>
-      <w:r>
-        <w:rPr>
-          <w:b/>
-          <w:bCs/>
-          <w:i w:val="false"/>
-          <w:caps w:val="false"/>
-          <w:smallCaps w:val="false"/>
-          <w:strike w:val="false"/>
-          <w:dstrike w:val="false"/>
-          <w:color w:val="000000"/>
-          <w:sz w:val="22"/>
-          <w:u w:val="none"/>
-          <w:effect w:val="none"/>
-          <w:shd w:fill="auto" w:val="clear"/>
-        </w:rPr>
-        <w:t xml:space="preserve">(nn), </w:t>
-      </w:r>
-      <w:r>
-        <w:rPr>
-          <w:b/>
-          <w:bCs/>
-          <w:i w:val="false"/>
-          <w:caps w:val="false"/>
-          <w:smallCaps w:val="false"/>
-          <w:color w:val="000000"/>
-          <w:sz w:val="22"/>
-          <w:u w:val="single"/>
-          <w:shd w:fill="auto" w:val="clear"/>
-        </w:rPr>
-        <w:t>Prof_CPF</w:t>
-      </w:r>
-      <w:r>
-        <w:rPr>
-          <w:b/>
-          <w:bCs/>
-          <w:i w:val="false"/>
-          <w:caps w:val="false"/>
-          <w:smallCaps w:val="false"/>
-          <w:strike w:val="false"/>
-          <w:dstrike w:val="false"/>
-          <w:color w:val="000000"/>
-          <w:sz w:val="22"/>
-          <w:u w:val="none"/>
-          <w:effect w:val="none"/>
-          <w:shd w:fill="auto" w:val="clear"/>
-        </w:rPr>
-        <w:t>(nn), nome, percentual_de_comissão)</w:t>
-      </w:r>
-    </w:p>
-    <w:p>
-      <w:pPr>
-        <w:pStyle w:val="Corpodotexto"/>
-        <w:rPr>
-          <w:rFonts w:ascii="Liberation Serif" w:hAnsi="Liberation Serif"/>
-          <w:b/>
-          <w:b/>
-          <w:bCs/>
-        </w:rPr>
-      </w:pPr>
-      <w:r>
-        <w:rPr>
-          <w:b/>
-          <w:bCs/>
-        </w:rPr>
-      </w:r>
-    </w:p>
-    <w:p>
-      <w:pPr>
-        <w:pStyle w:val="Corpodotexto"/>
-        <w:bidi w:val="0"/>
-        <w:spacing w:lineRule="auto" w:line="331" w:before="0" w:after="0"/>
-        <w:rPr>
-          <w:rFonts w:ascii="Liberation Serif" w:hAnsi="Liberation Serif"/>
-          <w:b/>
-          <w:b/>
-          <w:bCs/>
-        </w:rPr>
-      </w:pPr>
-      <w:r>
-        <w:rPr>
-          <w:b/>
-          <w:bCs/>
-          <w:i w:val="false"/>
-          <w:caps w:val="false"/>
-          <w:smallCaps w:val="false"/>
-          <w:strike w:val="false"/>
-          <w:dstrike w:val="false"/>
-          <w:color w:val="000000"/>
-          <w:sz w:val="22"/>
-          <w:u w:val="none"/>
-          <w:effect w:val="none"/>
-          <w:shd w:fill="auto" w:val="clear"/>
-        </w:rPr>
-        <w:t>Atendimento(</w:t>
-      </w:r>
-      <w:r>
-        <w:rPr>
-          <w:b/>
-          <w:bCs/>
-          <w:i w:val="false"/>
-          <w:caps w:val="false"/>
-          <w:smallCaps w:val="false"/>
-          <w:color w:val="000000"/>
-          <w:sz w:val="22"/>
-          <w:u w:val="single"/>
-          <w:shd w:fill="auto" w:val="clear"/>
-        </w:rPr>
-        <w:t>Id_agendamento</w:t>
-      </w:r>
-      <w:r>
-        <w:rPr>
-          <w:b/>
-          <w:bCs/>
-          <w:i w:val="false"/>
-          <w:caps w:val="false"/>
-          <w:smallCaps w:val="false"/>
-          <w:strike w:val="false"/>
-          <w:dstrike w:val="false"/>
-          <w:color w:val="000000"/>
-          <w:sz w:val="22"/>
-          <w:u w:val="none"/>
-          <w:effect w:val="none"/>
-          <w:shd w:fill="auto" w:val="clear"/>
-        </w:rPr>
-        <w:t xml:space="preserve">, data_hora, </w:t>
-      </w:r>
-      <w:r>
-        <w:rPr>
-          <w:b/>
-          <w:bCs/>
-          <w:i w:val="false"/>
-          <w:caps w:val="false"/>
-          <w:smallCaps w:val="false"/>
-          <w:color w:val="000000"/>
-          <w:sz w:val="22"/>
-          <w:u w:val="single"/>
-          <w:shd w:fill="auto" w:val="clear"/>
-        </w:rPr>
-        <w:t>CPF_cliente</w:t>
-      </w:r>
-      <w:r>
-        <w:rPr>
-          <w:b/>
-          <w:bCs/>
-          <w:i w:val="false"/>
-          <w:caps w:val="false"/>
-          <w:smallCaps w:val="false"/>
-          <w:strike w:val="false"/>
-          <w:dstrike w:val="false"/>
-          <w:color w:val="000000"/>
-          <w:sz w:val="22"/>
-          <w:u w:val="none"/>
-          <w:effect w:val="none"/>
-          <w:shd w:fill="auto" w:val="clear"/>
-        </w:rPr>
-        <w:t>, feito_por)</w:t>
-      </w:r>
-    </w:p>
-    <w:p>
-      <w:pPr>
-        <w:pStyle w:val="Corpodotexto"/>
-        <w:bidi w:val="0"/>
-        <w:spacing w:lineRule="auto" w:line="331" w:before="0" w:after="0"/>
-        <w:rPr>
-          <w:rFonts w:ascii="Liberation Serif" w:hAnsi="Liberation Serif"/>
-          <w:b/>
-          <w:b/>
-          <w:bCs/>
-          <w:i w:val="false"/>
-          <w:i w:val="false"/>
-          <w:caps w:val="false"/>
-          <w:smallCaps w:val="false"/>
-          <w:strike w:val="false"/>
-          <w:dstrike w:val="false"/>
-          <w:color w:val="000000"/>
-          <w:sz w:val="22"/>
-          <w:u w:val="none"/>
-          <w:effect w:val="none"/>
-          <w:shd w:fill="auto" w:val="clear"/>
-        </w:rPr>
-      </w:pPr>
-      <w:r>
-        <w:rPr>
-          <w:b/>
-          <w:bCs/>
-          <w:i w:val="false"/>
-          <w:caps w:val="false"/>
-          <w:smallCaps w:val="false"/>
-          <w:strike w:val="false"/>
-          <w:dstrike w:val="false"/>
-          <w:color w:val="000000"/>
-          <w:sz w:val="22"/>
-          <w:u w:val="none"/>
-          <w:effect w:val="none"/>
-          <w:shd w:fill="auto" w:val="clear"/>
-        </w:rPr>
-        <w:t>Atendimento[CPF_cliente] -&gt; procedimento[paciente]</w:t>
-      </w:r>
-    </w:p>
-    <w:p>
-      <w:pPr>
-        <w:pStyle w:val="Corpodotexto"/>
-        <w:bidi w:val="0"/>
-        <w:spacing w:lineRule="auto" w:line="331" w:before="0" w:after="0"/>
-        <w:rPr>
-          <w:rFonts w:ascii="Liberation Serif" w:hAnsi="Liberation Serif"/>
-          <w:b/>
-          <w:b/>
-          <w:bCs/>
-          <w:i w:val="false"/>
-          <w:i w:val="false"/>
-          <w:caps w:val="false"/>
-          <w:smallCaps w:val="false"/>
-          <w:strike w:val="false"/>
-          <w:dstrike w:val="false"/>
-          <w:color w:val="000000"/>
-          <w:sz w:val="22"/>
-          <w:u w:val="none"/>
-          <w:effect w:val="none"/>
-          <w:shd w:fill="auto" w:val="clear"/>
-        </w:rPr>
-      </w:pPr>
-      <w:r>
-        <w:rPr>
-          <w:b/>
-          <w:bCs/>
-          <w:i w:val="false"/>
-          <w:caps w:val="false"/>
-          <w:smallCaps w:val="false"/>
-          <w:strike w:val="false"/>
-          <w:dstrike w:val="false"/>
-          <w:color w:val="000000"/>
-          <w:sz w:val="22"/>
-          <w:u w:val="none"/>
-          <w:effect w:val="none"/>
-          <w:shd w:fill="auto" w:val="clear"/>
-        </w:rPr>
-        <w:t>Atendimento[Feito_por] -&gt; Profissional[Id_profissional]</w:t>
-      </w:r>
-    </w:p>
-    <w:p>
-      <w:pPr>
-        <w:pStyle w:val="Normal"/>
-        <w:rPr>
-          <w:rFonts w:ascii="Liberation Serif" w:hAnsi="Liberation Serif"/>
-        </w:rPr>
-      </w:pPr>
-      <w:r>
-        <w:rPr/>
+          <w:sz w:val="24"/>
+        </w:rPr>
+        <w:t xml:space="preserve">A implementação dessas estruturas garante a integridade referencial por meio de chaves primárias e estrangeiras, assegurando consistência e coerência entre os dados. O modelo também favorece a rastreabilidade de todas as atividades realizadas, permitindo consultas analíticas e operacionais, como o histórico de atendimentos, o controle de pagamentos e o acompanhamento da atuação dos profissionais. Dessa forma, o modelo lógico relacional proposto fornece uma base sólida e eficiente para o gerenciamento completo das operações da Clínica Fábio Pense, unificando o controle administrativo, financeiro e clínico em um único sistema de informação. </w:t>
       </w:r>
     </w:p>
     <w:sectPr>
@@ -3026,6 +3627,143 @@
   <w:abstractNum w:abstractNumId="2">
     <w:lvl w:ilvl="0">
       <w:start w:val="1"/>
+      <w:numFmt w:val="bullet"/>
+      <w:lvlText w:val=""/>
+      <w:lvlJc w:val="left"/>
+      <w:pPr>
+        <w:tabs>
+          <w:tab w:val="num" w:pos="709"/>
+        </w:tabs>
+        <w:ind w:left="709" w:hanging="283"/>
+      </w:pPr>
+      <w:rPr>
+        <w:rFonts w:ascii="Symbol" w:hAnsi="Symbol" w:cs="Symbol" w:hint="default"/>
+      </w:rPr>
+    </w:lvl>
+    <w:lvl w:ilvl="1">
+      <w:start w:val="1"/>
+      <w:numFmt w:val="bullet"/>
+      <w:lvlText w:val=""/>
+      <w:lvlJc w:val="left"/>
+      <w:pPr>
+        <w:tabs>
+          <w:tab w:val="num" w:pos="1418"/>
+        </w:tabs>
+        <w:ind w:left="1418" w:hanging="283"/>
+      </w:pPr>
+      <w:rPr>
+        <w:rFonts w:ascii="Symbol" w:hAnsi="Symbol" w:cs="Symbol" w:hint="default"/>
+      </w:rPr>
+    </w:lvl>
+    <w:lvl w:ilvl="2">
+      <w:start w:val="1"/>
+      <w:numFmt w:val="bullet"/>
+      <w:lvlText w:val=""/>
+      <w:lvlJc w:val="left"/>
+      <w:pPr>
+        <w:tabs>
+          <w:tab w:val="num" w:pos="2127"/>
+        </w:tabs>
+        <w:ind w:left="2127" w:hanging="283"/>
+      </w:pPr>
+      <w:rPr>
+        <w:rFonts w:ascii="Symbol" w:hAnsi="Symbol" w:cs="Symbol" w:hint="default"/>
+      </w:rPr>
+    </w:lvl>
+    <w:lvl w:ilvl="3">
+      <w:start w:val="1"/>
+      <w:numFmt w:val="bullet"/>
+      <w:lvlText w:val=""/>
+      <w:lvlJc w:val="left"/>
+      <w:pPr>
+        <w:tabs>
+          <w:tab w:val="num" w:pos="2836"/>
+        </w:tabs>
+        <w:ind w:left="2836" w:hanging="283"/>
+      </w:pPr>
+      <w:rPr>
+        <w:rFonts w:ascii="Symbol" w:hAnsi="Symbol" w:cs="Symbol" w:hint="default"/>
+      </w:rPr>
+    </w:lvl>
+    <w:lvl w:ilvl="4">
+      <w:start w:val="1"/>
+      <w:numFmt w:val="bullet"/>
+      <w:lvlText w:val=""/>
+      <w:lvlJc w:val="left"/>
+      <w:pPr>
+        <w:tabs>
+          <w:tab w:val="num" w:pos="3545"/>
+        </w:tabs>
+        <w:ind w:left="3545" w:hanging="283"/>
+      </w:pPr>
+      <w:rPr>
+        <w:rFonts w:ascii="Symbol" w:hAnsi="Symbol" w:cs="Symbol" w:hint="default"/>
+      </w:rPr>
+    </w:lvl>
+    <w:lvl w:ilvl="5">
+      <w:start w:val="1"/>
+      <w:numFmt w:val="bullet"/>
+      <w:lvlText w:val=""/>
+      <w:lvlJc w:val="left"/>
+      <w:pPr>
+        <w:tabs>
+          <w:tab w:val="num" w:pos="4254"/>
+        </w:tabs>
+        <w:ind w:left="4254" w:hanging="283"/>
+      </w:pPr>
+      <w:rPr>
+        <w:rFonts w:ascii="Symbol" w:hAnsi="Symbol" w:cs="Symbol" w:hint="default"/>
+      </w:rPr>
+    </w:lvl>
+    <w:lvl w:ilvl="6">
+      <w:start w:val="1"/>
+      <w:numFmt w:val="bullet"/>
+      <w:lvlText w:val=""/>
+      <w:lvlJc w:val="left"/>
+      <w:pPr>
+        <w:tabs>
+          <w:tab w:val="num" w:pos="4963"/>
+        </w:tabs>
+        <w:ind w:left="4963" w:hanging="283"/>
+      </w:pPr>
+      <w:rPr>
+        <w:rFonts w:ascii="Symbol" w:hAnsi="Symbol" w:cs="Symbol" w:hint="default"/>
+      </w:rPr>
+    </w:lvl>
+    <w:lvl w:ilvl="7">
+      <w:start w:val="1"/>
+      <w:numFmt w:val="bullet"/>
+      <w:lvlText w:val=""/>
+      <w:lvlJc w:val="left"/>
+      <w:pPr>
+        <w:tabs>
+          <w:tab w:val="num" w:pos="5672"/>
+        </w:tabs>
+        <w:ind w:left="5672" w:hanging="283"/>
+      </w:pPr>
+      <w:rPr>
+        <w:rFonts w:ascii="Symbol" w:hAnsi="Symbol" w:cs="Symbol" w:hint="default"/>
+      </w:rPr>
+    </w:lvl>
+    <w:lvl w:ilvl="8">
+      <w:start w:val="1"/>
+      <w:numFmt w:val="bullet"/>
+      <w:lvlText w:val=""/>
+      <w:lvlJc w:val="left"/>
+      <w:pPr>
+        <w:tabs>
+          <w:tab w:val="num" w:pos="6381"/>
+        </w:tabs>
+        <w:ind w:left="6381" w:hanging="283"/>
+      </w:pPr>
+      <w:rPr>
+        <w:rFonts w:ascii="Symbol" w:hAnsi="Symbol" w:cs="Symbol" w:hint="default"/>
+      </w:rPr>
+    </w:lvl>
+  </w:abstractNum>
+  <w:abstractNum w:abstractNumId="3">
+    <w:lvl w:ilvl="0">
+      <w:start w:val="1"/>
       <w:numFmt w:val="none"/>
       <w:suff w:val="nothing"/>
       <w:lvlText w:val=""/>
@@ -3147,6 +3885,9 @@
   </w:num>
   <w:num w:numId="2">
     <w:abstractNumId w:val="2"/>
+  </w:num>
+  <w:num w:numId="3">
+    <w:abstractNumId w:val="3"/>
   </w:num>
 </w:numbering>
 </file>
@@ -3179,7 +3920,7 @@
       <w:widowControl/>
       <w:shd w:val="clear" w:fill="auto"/>
       <w:suppressAutoHyphens w:val="true"/>
-      <w:overflowPunct w:val="false"/>
+      <w:overflowPunct w:val="true"/>
       <w:bidi w:val="0"/>
       <w:snapToGrid w:val="true"/>
       <w:spacing w:lineRule="auto" w:line="240" w:before="0" w:after="0"/>
@@ -3257,6 +3998,14 @@
       <w:lang w:val="en-US" w:eastAsia="en-US" w:bidi="ar-SA"/>
     </w:rPr>
   </w:style>
+  <w:style w:type="character" w:styleId="Nfaseforte">
+    <w:name w:val="Strong"/>
+    <w:qFormat/>
+    <w:rPr>
+      <w:b/>
+      <w:bCs/>
+    </w:rPr>
+  </w:style>
   <w:style w:type="paragraph" w:styleId="Ttulo">
     <w:name w:val="Título"/>
     <w:basedOn w:val="Normal"/>
@@ -3324,7 +4073,7 @@
       <w:widowControl/>
       <w:shd w:val="clear" w:fill="auto"/>
       <w:suppressAutoHyphens w:val="true"/>
-      <w:overflowPunct w:val="false"/>
+      <w:overflowPunct w:val="true"/>
       <w:bidi w:val="0"/>
       <w:snapToGrid w:val="true"/>
       <w:spacing w:lineRule="auto" w:line="240" w:before="0" w:after="0"/>
@@ -3403,5 +4152,40 @@
       <w:lang w:val="en-US" w:eastAsia="en-US" w:bidi="ar-SA"/>
     </w:rPr>
   </w:style>
+  <w:style w:type="paragraph" w:styleId="Default">
+    <w:name w:val="Default"/>
+    <w:qFormat/>
+    <w:pPr>
+      <w:widowControl/>
+      <w:bidi w:val="0"/>
+      <w:spacing w:before="0" w:after="0"/>
+      <w:jc w:val="left"/>
+    </w:pPr>
+    <w:rPr>
+      <w:rFonts w:ascii="0" w:hAnsi="0" w:eastAsia="NSimSun" w:cs="Lucida Sans"/>
+      <w:color w:val="000000"/>
+      <w:kern w:val="2"/>
+      <w:sz w:val="24"/>
+      <w:szCs w:val="24"/>
+      <w:lang w:val="pt-BR" w:eastAsia="zh-CN" w:bidi="hi-IN"/>
+    </w:rPr>
+  </w:style>
+  <w:style w:type="paragraph" w:styleId="Linhahorizontal">
+    <w:name w:val="Linha horizontal"/>
+    <w:basedOn w:val="Normal"/>
+    <w:next w:val="Corpodotexto"/>
+    <w:qFormat/>
+    <w:pPr>
+      <w:suppressLineNumbers/>
+      <w:pBdr>
+        <w:bottom w:val="double" w:sz="2" w:space="0" w:color="808080"/>
+      </w:pBdr>
+      <w:spacing w:before="0" w:after="283"/>
+    </w:pPr>
+    <w:rPr>
+      <w:sz w:val="12"/>
+      <w:szCs w:val="12"/>
+    </w:rPr>
+  </w:style>
 </w:styles>
 </file>